--- a/metaanalysis/paper_v2/manuscript_journal_heliyon_v2.docx
+++ b/metaanalysis/paper_v2/manuscript_journal_heliyon_v2.docx
@@ -3198,7 +3198,7 @@
           <w:rFonts w:ascii="Times New Roman" w:hAnsi="Times New Roman" w:eastAsia="Times New Roman"/>
           <w:sz w:val="24"/>
         </w:rPr>
-        <w:t xml:space="preserve"> ≈ .30), a pattern consistent with small-study effects and detected also in the Egger analysis. (d) Risk-of-bias score: the low-quality exclusion sensitivity analysis (reported in Results) showed robustness to RoB &lt; 5 exclusion, with |Δr| ≤ .015 for all traits. (e) Modality: among the 25 retained studies, only one was not-explicitly-online (A-13 Dang et al., 2025; general learning-engagement scale not online-specific) and one (A-02 Alkış &amp; Taşkaya [12]) contributed both online (</w:t>
+        <w:t xml:space="preserve"> ≈ .30), a pattern consistent with small-study effects and detected also in the Egger analysis. (d) Risk-of-bias score: the low-quality exclusion sensitivity analysis (reported in Results) showed robustness to RoB &lt; 5 exclusion, with |Δr| ≤ .015 for all traits. (e) Modality: among the 25 retained studies, only one was not-explicitly-online (A-13 [38]; general learning-engagement scale not online-specific) and one (A-02 Alkış &amp; Taşkaya [12]) contributed both online (</w:t>
       </w:r>
       <w:r>
         <w:rPr>
@@ -3243,7 +3243,7 @@
           <w:rFonts w:ascii="Times New Roman" w:hAnsi="Times New Roman" w:eastAsia="Times New Roman"/>
           <w:sz w:val="24"/>
         </w:rPr>
-        <w:t xml:space="preserve"> for any non-fully-online cell was insufficient for quantitative modality moderation. (f) Education level: 2 K-12 studies were retained (A-25 [1]; A-26 [38]), with an additional K-12 record (A-10 [39]) excluded for face-to-face modality. Neither retained K-12 study contributed direct or β-converted </w:t>
+        <w:t xml:space="preserve"> for any non-fully-online cell was insufficient for quantitative modality moderation. (f) Education level: 2 K-12 studies were retained (A-25 [1]; A-26 [39]), with an additional K-12 record (A-10 [40]) excluded for face-to-face modality. Neither retained K-12 study contributed direct or β-converted </w:t>
       </w:r>
       <w:r>
         <w:rPr>
@@ -3325,7 +3325,7 @@
           <w:rFonts w:ascii="Times New Roman" w:hAnsi="Times New Roman" w:eastAsia="Times New Roman"/>
           <w:sz w:val="24"/>
         </w:rPr>
-        <w:t>All quantitative analyses were performed in R (version ≥ 4.3.0) using the metafor package [40] as the primary engine for random-effects meta-analysis, mixed-effects meta-regression, and heterogeneity diagnostics. The clubSandwich package was used for robust variance estimation [41], and the dmetar companion package [42] was used for auxiliary diagnostic and plotting functions. Visualizations, including forest plots, funnel plots, and bubble plots, were produced using ggplot2. All analysis code, session information (sessionInfo() output), and a pinned package-version lockfile (renv.lock) are deposited on the associated OSF project (https://doi.org/10.17605/OSF.IO/79M5J), specifically in the 06_analysis component (https://doi.org/10.17605/OSF.IO/Q4XKB). Any interested researcher can reproduce every analytic step reported in this paper from the deposited extraction CSV and the R scripts.</w:t>
+        <w:t>All quantitative analyses were performed in R (version ≥ 4.3.0) using the metafor package [41] as the primary engine for random-effects meta-analysis, mixed-effects meta-regression, and heterogeneity diagnostics. The clubSandwich package was used for robust variance estimation [42], and the dmetar companion package [43] was used for auxiliary diagnostic and plotting functions. Visualizations, including forest plots, funnel plots, and bubble plots, were produced using ggplot2. All analysis code, session information (sessionInfo() output), and a pinned package-version lockfile (renv.lock) are deposited on the associated OSF project (https://doi.org/10.17605/OSF.IO/79M5J), specifically in the 06_analysis component (https://doi.org/10.17605/OSF.IO/Q4XKB). Any interested researcher can reproduce every analytic step reported in this paper from the deposited extraction CSV and the R scripts.</w:t>
       </w:r>
     </w:p>
     <w:p>
@@ -3436,7 +3436,7 @@
           <w:rFonts w:ascii="Times New Roman" w:hAnsi="Times New Roman" w:eastAsia="Times New Roman"/>
           <w:sz w:val="24"/>
         </w:rPr>
-        <w:t xml:space="preserve">Characteristics of the 25 retained primary studies (and the 6 post-eligibility exclusions documented for transparency) are presented in Table 1. Publication years ranged from 2003 to 2025, with a marked acceleration in the COVID-19 era (2020–2022), during which roughly half of the retained studies were conducted. Analytic sample sizes (retained 25) ranged from 47 [37] to 1,625 [38], with a median </w:t>
+        <w:t xml:space="preserve">Characteristics of the 25 retained primary studies (and the 6 post-eligibility exclusions documented for transparency) are presented in Table 1. Publication years ranged from 2003 to 2025, with a marked acceleration in the COVID-19 era (2020–2022), during which roughly half of the retained studies were conducted. Analytic sample sizes (retained 25) ranged from 47 [37] to 1,625 [39], with a median </w:t>
       </w:r>
       <w:r>
         <w:rPr>
@@ -3509,7 +3509,7 @@
           <w:rFonts w:ascii="Times New Roman" w:hAnsi="Times New Roman" w:eastAsia="Times New Roman"/>
           <w:sz w:val="24"/>
         </w:rPr>
-        <w:t xml:space="preserve">Among the 25 retained studies, learning modality was overwhelmingly fully online (24 of 25 studies); the remaining study (A-13 Dang) used a Big Five-engagement scale that was not explicitly online-specific and is included with that caveat. The asynchronous/synchronous distinction was explicitly reported for a minority of records. Education levels comprised K-12 (2 studies: A-25 Tokiwa, A-26 Wang), undergraduate (15 studies), mixed undergraduate/graduate (5 studies: A-08, A-18, A-20, A-28, A-30), graduate only (2 studies: A-07 [43]; A-37 [36]), and mixed secondary/post-secondary (1 study: A-11 [9]). Regional distribution, important for the pre-registered Asian-amplification moderator analysis, was Asia (12 studies; includes East Asian and Middle Eastern samples), Europe (7 studies), and North America (6 studies); within the primary quantitative pool the Asian subset is reduced to </w:t>
+        <w:t xml:space="preserve">Among the 25 retained studies, learning modality was overwhelmingly fully online (24 of 25 studies); the remaining study (A-13 Dang) used a Big Five-engagement scale that was not explicitly online-specific and is included with that caveat. The asynchronous/synchronous distinction was explicitly reported for a minority of records. Education levels comprised K-12 (2 studies: A-25 Tokiwa, A-26 Wang), undergraduate (15 studies), mixed undergraduate/graduate (5 studies: A-08, A-18, A-20, A-28, A-30), graduate only (2 studies: A-07 [44]; A-37 [36]), and mixed secondary/post-secondary (1 study: A-11 [9]). Regional distribution, important for the pre-registered Asian-amplification moderator analysis, was Asia (12 studies; includes East Asian and Middle Eastern samples), Europe (7 studies), and North America (6 studies); within the primary quantitative pool the Asian subset is reduced to </w:t>
       </w:r>
       <w:r>
         <w:rPr>
@@ -3537,7 +3537,7 @@
           <w:rFonts w:ascii="Times New Roman" w:hAnsi="Times New Roman" w:eastAsia="Times New Roman"/>
           <w:sz w:val="24"/>
         </w:rPr>
-        <w:t>Personality measurement instruments used across the 25 retained studies comprised the Big Five Inventory family (BFI-44, BFI-2, BFI-S; 13 studies), the NEO Personality Inventory family (NEO-FFI; 2 studies), the International Personality Item Pool (IPIP, Mini-IPIP; 3 studies), the HEXACO Personality Inventory (1 study: A-19 [46]), the Ten-Item Personality Inventory (TIPI, TIPI-J; 2 studies: A-31 Rivers, A-37 Zheng &amp; Zheng), and other validated Big Five–aligned scales (Sahinidis and Tsaknis's [44] 30-item custom scale, Chinese-language Big Five scales of A-20 Mustafa et al. [45] and A-26 Wang et al. [38], and McCrae's 40-item scale used in A-28 Yu; 4 studies in total). Achievement outcomes in the 10-study primary pool were operationalized as GPA or course grade (6 studies: A-02 Alkis, A-23 Rodrigues, A-29 Bahçekapılı, A-31 Rivers, A-37 Zheng &amp; Zheng, plus the paper-grade subscale of A-01 Abe), standardized exam (1 study: A-15 Elvers Intro-Psych exam), MOOC platform composite (1 study: A-28 Yu), and self-rated performance (2 studies: A-22 Quigley OSES subscale; A-30 Kaspar self-rated performance composite). Secondary outcomes — satisfaction, engagement, preference, or perception — were the only available outcome in the remaining 15 retained studies and were not pooled into the primary achievement meta-analysis.</w:t>
+        <w:t>Personality measurement instruments used across the 25 retained studies comprised the Big Five Inventory family (BFI-44, BFI-2, BFI-S; 13 studies), the NEO Personality Inventory family (NEO-FFI; 2 studies), the International Personality Item Pool (IPIP, Mini-IPIP; 3 studies), the HEXACO Personality Inventory (1 study: A-19 [47]), the Ten-Item Personality Inventory (TIPI, TIPI-J; 2 studies: A-31 Rivers, A-37 Zheng &amp; Zheng), and other validated Big Five–aligned scales (Sahinidis and Tsaknis's [45] 30-item custom scale, Chinese-language Big Five scales of A-20 Mustafa et al. [46] and A-26 Wang et al. [39], and McCrae's 40-item scale used in A-28 Yu; 4 studies in total). Achievement outcomes in the 10-study primary pool were operationalized as GPA or course grade (6 studies: A-02 Alkis, A-23 Rodrigues, A-29 Bahçekapılı, A-31 Rivers, A-37 Zheng &amp; Zheng, plus the paper-grade subscale of A-01 Abe), standardized exam (1 study: A-15 Elvers Intro-Psych exam), MOOC platform composite (1 study: A-28 Yu), and self-rated performance (2 studies: A-22 Quigley OSES subscale; A-30 Kaspar self-rated performance composite). Secondary outcomes — satisfaction, engagement, preference, or perception — were the only available outcome in the remaining 15 retained studies and were not pooled into the primary achievement meta-analysis.</w:t>
       </w:r>
     </w:p>
     <w:p>
@@ -4901,7 +4901,7 @@
           <w:rFonts w:ascii="Times New Roman" w:hAnsi="Times New Roman" w:eastAsia="Times New Roman"/>
           <w:sz w:val="24"/>
         </w:rPr>
-        <w:t xml:space="preserve"> = .153), but did not reach conventional significance. The post-COVID era could not be isolated as a moderator subgroup because no explicitly post-COVID study contributed direct or β-converted Pearson correlations to the primary quantitative pool (the 4 post-COVID studies in the qualitative-synthesis retained set — A-13 Dang et al., 2025; A-17 Kara, 2024; A-25 [1]; A-26 [38] — are described narratively only).</w:t>
+        <w:t xml:space="preserve"> = .153), but did not reach conventional significance. The post-COVID era could not be isolated as a moderator subgroup because no explicitly post-COVID study contributed direct or β-converted Pearson correlations to the primary quantitative pool (the 4 post-COVID studies in the qualitative-synthesis retained set — A-13 [38]; A-17 [48]; A-25 [1]; A-26 [39] — are described narratively only).</w:t>
       </w:r>
     </w:p>
     <w:p>
@@ -5579,7 +5579,7 @@
           <w:rFonts w:ascii="Times New Roman" w:hAnsi="Times New Roman" w:eastAsia="Times New Roman"/>
           <w:sz w:val="24"/>
         </w:rPr>
-        <w:t xml:space="preserve"> of .20–.28, and Agreeableness showed a slightly larger effect than in face-to-face samples, driven primarily by a single influential Chinese MOOC sample [15] within the primary pool, with convergent narrative evidence from East Asian [38] and Israeli [47] secondary-outcome studies. Two pre-registered moderator effects were highly significant: Extraversion × Region (</w:t>
+        <w:t xml:space="preserve"> of .20–.28, and Agreeableness showed a slightly larger effect than in face-to-face samples, driven primarily by a single influential Chinese MOOC sample [15] within the primary pool, with convergent narrative evidence from East Asian [39] and Israeli [49] secondary-outcome studies. Two pre-registered moderator effects were highly significant: Extraversion × Region (</w:t>
       </w:r>
       <w:r>
         <w:rPr>
@@ -6453,7 +6453,7 @@
           <w:rFonts w:ascii="Times New Roman" w:hAnsi="Times New Roman" w:eastAsia="Times New Roman"/>
           <w:sz w:val="24"/>
         </w:rPr>
-        <w:t xml:space="preserve"> &lt; .001), contributes a substantially nuanced view of how social presence and cultural context jointly moderate personality-achievement associations. The face-to-face literature has consistently reported near-null Extraversion effects on tertiary academic achievement [7, 3], with the few modest positive effects concentrated in elementary/middle school contexts where classroom participation is more salient [2]. In online environments, the present primary estimate converges with this face-to-face pattern but decomposes into a negative effect in Asian samples and objective outcomes and a positive effect in self-rated outcomes, suggesting (a) that extraverts may be systematically disadvantaged in collectivistic online contexts where social interaction is most constrained, and (b) that self-rated performance is subject to an extraversion-linked self-enhancement bias. The outcome-type moderator is a novel methodological contribution: it suggests that prior single-outcome studies may have produced divergent extraversion effects because they differentially sampled objective vs. self-rated indicators. This finding aligns with person-environment fit models of personality expression in technology-mediated contexts and with self-enhancement models of self-report methodology [48].</w:t>
+        <w:t xml:space="preserve"> &lt; .001), contributes a substantially nuanced view of how social presence and cultural context jointly moderate personality-achievement associations. The face-to-face literature has consistently reported near-null Extraversion effects on tertiary academic achievement [7, 3], with the few modest positive effects concentrated in elementary/middle school contexts where classroom participation is more salient [2]. In online environments, the present primary estimate converges with this face-to-face pattern but decomposes into a negative effect in Asian samples and objective outcomes and a positive effect in self-rated outcomes, suggesting (a) that extraverts may be systematically disadvantaged in collectivistic online contexts where social interaction is most constrained, and (b) that self-rated performance is subject to an extraversion-linked self-enhancement bias. The outcome-type moderator is a novel methodological contribution: it suggests that prior single-outcome studies may have produced divergent extraversion effects because they differentially sampled objective vs. self-rated indicators. This finding aligns with person-environment fit models of personality expression in technology-mediated contexts and with self-enhancement models of self-report methodology [50].</w:t>
       </w:r>
     </w:p>
     <w:p>
@@ -8128,7 +8128,7 @@
           <w:rFonts w:ascii="Times New Roman" w:hAnsi="Times New Roman" w:eastAsia="Times New Roman"/>
           <w:sz w:val="24"/>
         </w:rPr>
-        <w:t xml:space="preserve">38. Tlili, A., Sun, T., Denden, </w:t>
+        <w:t xml:space="preserve">38. Dang, T., Du, W., Niu, </w:t>
       </w:r>
       <w:r>
         <w:rPr>
@@ -8143,7 +8143,7 @@
           <w:rFonts w:ascii="Times New Roman" w:hAnsi="Times New Roman" w:eastAsia="Times New Roman"/>
           <w:sz w:val="24"/>
         </w:rPr>
-        <w:t>., Kinshuk, Graf, S., Fei, C., &amp; Wang, H. (2023). Impact of personality traits on learners' navigational behavior patterns in an online course: A lag sequential analysis approach. Frontiers in Psychology, 14, 1071985. https://doi.org/10.3389/fpsyg.2023.1071985</w:t>
+        <w:t>., &amp; Xu, Z. (2025). The effects of personality traits on learning engagement among college students: The mediating role of emotion regulation. Frontiers in Psychology, 15, 1476437. https://doi.org/10.3389/fpsyg.2024.1476437</w:t>
       </w:r>
     </w:p>
     <w:p>
@@ -8156,7 +8156,7 @@
           <w:rFonts w:ascii="Times New Roman" w:hAnsi="Times New Roman" w:eastAsia="Times New Roman"/>
           <w:sz w:val="24"/>
         </w:rPr>
-        <w:t xml:space="preserve">39. Boonyapison, K., Sittironnarit, G., &amp; Rattanaumpawan, P. (2025). Association between the big five personalities and academic performance among grade 12 students at international high school in Thailand. </w:t>
+        <w:t xml:space="preserve">39. Wang, P., Wang, </w:t>
       </w:r>
       <w:r>
         <w:rPr>
@@ -8164,14 +8164,14 @@
           <w:i/>
           <w:sz w:val="24"/>
         </w:rPr>
-        <w:t>Scientific Reports, 15</w:t>
-      </w:r>
-      <w:r>
-        <w:rPr>
-          <w:rFonts w:ascii="Times New Roman" w:hAnsi="Times New Roman" w:eastAsia="Times New Roman"/>
-          <w:sz w:val="24"/>
-        </w:rPr>
-        <w:t>, 16484. https://doi.org/10.1038/s41598-025-01038-7</w:t>
+        <w:t>F</w:t>
+      </w:r>
+      <w:r>
+        <w:rPr>
+          <w:rFonts w:ascii="Times New Roman" w:hAnsi="Times New Roman" w:eastAsia="Times New Roman"/>
+          <w:sz w:val="24"/>
+        </w:rPr>
+        <w:t>., &amp; Li, Z. (2023). Exploring the ecosystem of K-12 online learning: An empirical study of impact mechanisms in the post-pandemic era. Frontiers in Psychology, 14, 1241477. https://doi.org/10.3389/fpsyg.2023.1241477</w:t>
       </w:r>
     </w:p>
     <w:p>
@@ -8184,7 +8184,7 @@
           <w:rFonts w:ascii="Times New Roman" w:hAnsi="Times New Roman" w:eastAsia="Times New Roman"/>
           <w:sz w:val="24"/>
         </w:rPr>
-        <w:t xml:space="preserve">40. Viechtbauer, W. (2010). Conducting meta-analyses in R with the metafor package. </w:t>
+        <w:t xml:space="preserve">40. Boonyapison, K., Sittironnarit, G., &amp; Rattanaumpawan, P. (2025). Association between the big five personalities and academic performance among grade 12 students at international high school in Thailand. </w:t>
       </w:r>
       <w:r>
         <w:rPr>
@@ -8192,14 +8192,14 @@
           <w:i/>
           <w:sz w:val="24"/>
         </w:rPr>
-        <w:t>Journal of Statistical Software, 36</w:t>
-      </w:r>
-      <w:r>
-        <w:rPr>
-          <w:rFonts w:ascii="Times New Roman" w:hAnsi="Times New Roman" w:eastAsia="Times New Roman"/>
-          <w:sz w:val="24"/>
-        </w:rPr>
-        <w:t>(3), 1–48. https://doi.org/10.18637/jss.v036.i03</w:t>
+        <w:t>Scientific Reports, 15</w:t>
+      </w:r>
+      <w:r>
+        <w:rPr>
+          <w:rFonts w:ascii="Times New Roman" w:hAnsi="Times New Roman" w:eastAsia="Times New Roman"/>
+          <w:sz w:val="24"/>
+        </w:rPr>
+        <w:t>, 16484. https://doi.org/10.1038/s41598-025-01038-7</w:t>
       </w:r>
     </w:p>
     <w:p>
@@ -8212,7 +8212,7 @@
           <w:rFonts w:ascii="Times New Roman" w:hAnsi="Times New Roman" w:eastAsia="Times New Roman"/>
           <w:sz w:val="24"/>
         </w:rPr>
-        <w:t xml:space="preserve">41. Pustejovsky, J. E. (2023). </w:t>
+        <w:t xml:space="preserve">41. Viechtbauer, W. (2010). Conducting meta-analyses in R with the metafor package. </w:t>
       </w:r>
       <w:r>
         <w:rPr>
@@ -8220,14 +8220,14 @@
           <w:i/>
           <w:sz w:val="24"/>
         </w:rPr>
-        <w:t>clubSandwich: Cluster-robust (sandwich) variance estimators with small-sample corrections</w:t>
-      </w:r>
-      <w:r>
-        <w:rPr>
-          <w:rFonts w:ascii="Times New Roman" w:hAnsi="Times New Roman" w:eastAsia="Times New Roman"/>
-          <w:sz w:val="24"/>
-        </w:rPr>
-        <w:t xml:space="preserve"> (R package version 0.5.10) [Computer software]. https://CRAN.R-project.org/package=clubSandwich</w:t>
+        <w:t>Journal of Statistical Software, 36</w:t>
+      </w:r>
+      <w:r>
+        <w:rPr>
+          <w:rFonts w:ascii="Times New Roman" w:hAnsi="Times New Roman" w:eastAsia="Times New Roman"/>
+          <w:sz w:val="24"/>
+        </w:rPr>
+        <w:t>(3), 1–48. https://doi.org/10.18637/jss.v036.i03</w:t>
       </w:r>
     </w:p>
     <w:p>
@@ -8240,7 +8240,7 @@
           <w:rFonts w:ascii="Times New Roman" w:hAnsi="Times New Roman" w:eastAsia="Times New Roman"/>
           <w:sz w:val="24"/>
         </w:rPr>
-        <w:t xml:space="preserve">42. Harrer, </w:t>
+        <w:t xml:space="preserve">42. Pustejovsky, J. E. (2023). </w:t>
       </w:r>
       <w:r>
         <w:rPr>
@@ -8248,14 +8248,14 @@
           <w:i/>
           <w:sz w:val="24"/>
         </w:rPr>
-        <w:t>M</w:t>
-      </w:r>
-      <w:r>
-        <w:rPr>
-          <w:rFonts w:ascii="Times New Roman" w:hAnsi="Times New Roman" w:eastAsia="Times New Roman"/>
-          <w:sz w:val="24"/>
-        </w:rPr>
-        <w:t>., Cuijpers, P., Furukawa, T. A., &amp; Ebert, D. D. (2021). Doing meta-analysis with R: A hands-on guide. Chapman &amp; Hall/CRC Press.</w:t>
+        <w:t>clubSandwich: Cluster-robust (sandwich) variance estimators with small-sample corrections</w:t>
+      </w:r>
+      <w:r>
+        <w:rPr>
+          <w:rFonts w:ascii="Times New Roman" w:hAnsi="Times New Roman" w:eastAsia="Times New Roman"/>
+          <w:sz w:val="24"/>
+        </w:rPr>
+        <w:t xml:space="preserve"> (R package version 0.5.10) [Computer software]. https://CRAN.R-project.org/package=clubSandwich</w:t>
       </w:r>
     </w:p>
     <w:p>
@@ -8268,7 +8268,7 @@
           <w:rFonts w:ascii="Times New Roman" w:hAnsi="Times New Roman" w:eastAsia="Times New Roman"/>
           <w:sz w:val="24"/>
         </w:rPr>
-        <w:t xml:space="preserve">43. Cohen, A., &amp; Baruth, O. (2017). Personality, learning, and satisfaction in fully online academic courses. </w:t>
+        <w:t xml:space="preserve">43. Harrer, </w:t>
       </w:r>
       <w:r>
         <w:rPr>
@@ -8276,14 +8276,14 @@
           <w:i/>
           <w:sz w:val="24"/>
         </w:rPr>
-        <w:t>Computers in Human Behavior, 72</w:t>
-      </w:r>
-      <w:r>
-        <w:rPr>
-          <w:rFonts w:ascii="Times New Roman" w:hAnsi="Times New Roman" w:eastAsia="Times New Roman"/>
-          <w:sz w:val="24"/>
-        </w:rPr>
-        <w:t>, 1–12. https://doi.org/10.1016/j.chb.2017.02.030</w:t>
+        <w:t>M</w:t>
+      </w:r>
+      <w:r>
+        <w:rPr>
+          <w:rFonts w:ascii="Times New Roman" w:hAnsi="Times New Roman" w:eastAsia="Times New Roman"/>
+          <w:sz w:val="24"/>
+        </w:rPr>
+        <w:t>., Cuijpers, P., Furukawa, T. A., &amp; Ebert, D. D. (2021). Doing meta-analysis with R: A hands-on guide. Chapman &amp; Hall/CRC Press.</w:t>
       </w:r>
     </w:p>
     <w:p>
@@ -8296,7 +8296,7 @@
           <w:rFonts w:ascii="Times New Roman" w:hAnsi="Times New Roman" w:eastAsia="Times New Roman"/>
           <w:sz w:val="24"/>
         </w:rPr>
-        <w:t xml:space="preserve">44. Sahinidis, A. G., &amp; Tsaknis, P. A. (2021). Exploring the relationship of the Big Five personality traits with student satisfaction with synchronous online academic learning: The case of Covid-19-induced changes. In A. Kavoura, S. Kefallonitis, &amp; P. Theodoridis (Eds.), </w:t>
+        <w:t xml:space="preserve">44. Cohen, A., &amp; Baruth, O. (2017). Personality, learning, and satisfaction in fully online academic courses. </w:t>
       </w:r>
       <w:r>
         <w:rPr>
@@ -8304,14 +8304,14 @@
           <w:i/>
           <w:sz w:val="24"/>
         </w:rPr>
-        <w:t>Strategic Innovative Marketing and Tourism</w:t>
-      </w:r>
-      <w:r>
-        <w:rPr>
-          <w:rFonts w:ascii="Times New Roman" w:hAnsi="Times New Roman" w:eastAsia="Times New Roman"/>
-          <w:sz w:val="24"/>
-        </w:rPr>
-        <w:t xml:space="preserve"> (pp. 116–130). Springer. https://doi.org/10.1007/978-3-030-66154-0_10</w:t>
+        <w:t>Computers in Human Behavior, 72</w:t>
+      </w:r>
+      <w:r>
+        <w:rPr>
+          <w:rFonts w:ascii="Times New Roman" w:hAnsi="Times New Roman" w:eastAsia="Times New Roman"/>
+          <w:sz w:val="24"/>
+        </w:rPr>
+        <w:t>, 1–12. https://doi.org/10.1016/j.chb.2017.02.030</w:t>
       </w:r>
     </w:p>
     <w:p>
@@ -8324,7 +8324,7 @@
           <w:rFonts w:ascii="Times New Roman" w:hAnsi="Times New Roman" w:eastAsia="Times New Roman"/>
           <w:sz w:val="24"/>
         </w:rPr>
-        <w:t xml:space="preserve">45. Mustafa, S., Qiao, Y., Yan, X., Anwar, A., Hao, T., &amp; Rana, S. (2022). Digital students' satisfaction with and intention to use online teaching modes, role of Big Five personality traits. </w:t>
+        <w:t xml:space="preserve">45. Sahinidis, A. G., &amp; Tsaknis, P. A. (2021). Exploring the relationship of the Big Five personality traits with student satisfaction with synchronous online academic learning: The case of Covid-19-induced changes. In A. Kavoura, S. Kefallonitis, &amp; P. Theodoridis (Eds.), </w:t>
       </w:r>
       <w:r>
         <w:rPr>
@@ -8332,14 +8332,14 @@
           <w:i/>
           <w:sz w:val="24"/>
         </w:rPr>
-        <w:t>Frontiers in Psychology, 13</w:t>
-      </w:r>
-      <w:r>
-        <w:rPr>
-          <w:rFonts w:ascii="Times New Roman" w:hAnsi="Times New Roman" w:eastAsia="Times New Roman"/>
-          <w:sz w:val="24"/>
-        </w:rPr>
-        <w:t>, 956281. https://doi.org/10.3389/fpsyg.2022.956281</w:t>
+        <w:t>Strategic Innovative Marketing and Tourism</w:t>
+      </w:r>
+      <w:r>
+        <w:rPr>
+          <w:rFonts w:ascii="Times New Roman" w:hAnsi="Times New Roman" w:eastAsia="Times New Roman"/>
+          <w:sz w:val="24"/>
+        </w:rPr>
+        <w:t xml:space="preserve"> (pp. 116–130). Springer. https://doi.org/10.1007/978-3-030-66154-0_10</w:t>
       </w:r>
     </w:p>
     <w:p>
@@ -8352,7 +8352,7 @@
           <w:rFonts w:ascii="Times New Roman" w:hAnsi="Times New Roman" w:eastAsia="Times New Roman"/>
           <w:sz w:val="24"/>
         </w:rPr>
-        <w:t xml:space="preserve">46. MacLean, K. A. (2022). </w:t>
+        <w:t xml:space="preserve">46. Mustafa, S., Qiao, Y., Yan, X., Anwar, A., Hao, T., &amp; Rana, S. (2022). Digital students' satisfaction with and intention to use online teaching modes, role of Big Five personality traits. </w:t>
       </w:r>
       <w:r>
         <w:rPr>
@@ -8360,14 +8360,14 @@
           <w:i/>
           <w:sz w:val="24"/>
         </w:rPr>
-        <w:t>Endorsed, or just enforced? Personality and preferences for online learning during COVID-19</w:t>
-      </w:r>
-      <w:r>
-        <w:rPr>
-          <w:rFonts w:ascii="Times New Roman" w:hAnsi="Times New Roman" w:eastAsia="Times New Roman"/>
-          <w:sz w:val="24"/>
-        </w:rPr>
-        <w:t xml:space="preserve"> [Master's thesis, University of Calgary]. PRISM Repository.</w:t>
+        <w:t>Frontiers in Psychology, 13</w:t>
+      </w:r>
+      <w:r>
+        <w:rPr>
+          <w:rFonts w:ascii="Times New Roman" w:hAnsi="Times New Roman" w:eastAsia="Times New Roman"/>
+          <w:sz w:val="24"/>
+        </w:rPr>
+        <w:t>, 956281. https://doi.org/10.3389/fpsyg.2022.956281</w:t>
       </w:r>
     </w:p>
     <w:p>
@@ -8380,7 +8380,7 @@
           <w:rFonts w:ascii="Times New Roman" w:hAnsi="Times New Roman" w:eastAsia="Times New Roman"/>
           <w:sz w:val="24"/>
         </w:rPr>
-        <w:t xml:space="preserve">47. Baruth, O., &amp; Cohen, A. (2023). Personality and satisfaction with online courses: The relation between the Big Five personality traits and satisfaction with online learning activities. </w:t>
+        <w:t xml:space="preserve">47. MacLean, K. A. (2022). </w:t>
       </w:r>
       <w:r>
         <w:rPr>
@@ -8388,14 +8388,14 @@
           <w:i/>
           <w:sz w:val="24"/>
         </w:rPr>
-        <w:t>Education and Information Technologies, 28</w:t>
-      </w:r>
-      <w:r>
-        <w:rPr>
-          <w:rFonts w:ascii="Times New Roman" w:hAnsi="Times New Roman" w:eastAsia="Times New Roman"/>
-          <w:sz w:val="24"/>
-        </w:rPr>
-        <w:t>, 879–904. https://doi.org/10.1007/s10639-022-11199-x</w:t>
+        <w:t>Endorsed, or just enforced? Personality and preferences for online learning during COVID-19</w:t>
+      </w:r>
+      <w:r>
+        <w:rPr>
+          <w:rFonts w:ascii="Times New Roman" w:hAnsi="Times New Roman" w:eastAsia="Times New Roman"/>
+          <w:sz w:val="24"/>
+        </w:rPr>
+        <w:t xml:space="preserve"> [Master's thesis, University of Calgary]. PRISM Repository.</w:t>
       </w:r>
     </w:p>
     <w:p>
@@ -8408,7 +8408,63 @@
           <w:rFonts w:ascii="Times New Roman" w:hAnsi="Times New Roman" w:eastAsia="Times New Roman"/>
           <w:sz w:val="24"/>
         </w:rPr>
-        <w:t xml:space="preserve">48. Paulhus, D. L. (1998). Interpersonal and intrapsychic adaptiveness of trait self-enhancement: A mixed blessing? </w:t>
+        <w:t xml:space="preserve">48. Kara, A., Ergulec, </w:t>
+      </w:r>
+      <w:r>
+        <w:rPr>
+          <w:rFonts w:ascii="Times New Roman" w:hAnsi="Times New Roman" w:eastAsia="Times New Roman"/>
+          <w:i/>
+          <w:sz w:val="24"/>
+        </w:rPr>
+        <w:t>F</w:t>
+      </w:r>
+      <w:r>
+        <w:rPr>
+          <w:rFonts w:ascii="Times New Roman" w:hAnsi="Times New Roman" w:eastAsia="Times New Roman"/>
+          <w:sz w:val="24"/>
+        </w:rPr>
+        <w:t>., &amp; Eren, E. (2024). The mediating role of self-regulated online learning behaviors: Exploring the impact of personality traits on student engagement. Education and Information Technologies, 29, 23517–23546. https://doi.org/10.1007/s10639-024-12755-3</w:t>
+      </w:r>
+    </w:p>
+    <w:p>
+      <w:pPr>
+        <w:spacing w:line="480" w:lineRule="auto" w:before="0" w:after="0"/>
+        <w:ind w:left="720" w:hanging="720"/>
+      </w:pPr>
+      <w:r>
+        <w:rPr>
+          <w:rFonts w:ascii="Times New Roman" w:hAnsi="Times New Roman" w:eastAsia="Times New Roman"/>
+          <w:sz w:val="24"/>
+        </w:rPr>
+        <w:t xml:space="preserve">49. Baruth, O., &amp; Cohen, A. (2023). Personality and satisfaction with online courses: The relation between the Big Five personality traits and satisfaction with online learning activities. </w:t>
+      </w:r>
+      <w:r>
+        <w:rPr>
+          <w:rFonts w:ascii="Times New Roman" w:hAnsi="Times New Roman" w:eastAsia="Times New Roman"/>
+          <w:i/>
+          <w:sz w:val="24"/>
+        </w:rPr>
+        <w:t>Education and Information Technologies, 28</w:t>
+      </w:r>
+      <w:r>
+        <w:rPr>
+          <w:rFonts w:ascii="Times New Roman" w:hAnsi="Times New Roman" w:eastAsia="Times New Roman"/>
+          <w:sz w:val="24"/>
+        </w:rPr>
+        <w:t>, 879–904. https://doi.org/10.1007/s10639-022-11199-x</w:t>
+      </w:r>
+    </w:p>
+    <w:p>
+      <w:pPr>
+        <w:spacing w:line="480" w:lineRule="auto" w:before="0" w:after="0"/>
+        <w:ind w:left="720" w:hanging="720"/>
+      </w:pPr>
+      <w:r>
+        <w:rPr>
+          <w:rFonts w:ascii="Times New Roman" w:hAnsi="Times New Roman" w:eastAsia="Times New Roman"/>
+          <w:sz w:val="24"/>
+        </w:rPr>
+        <w:t xml:space="preserve">50. Paulhus, D. L. (1998). Interpersonal and intrapsychic adaptiveness of trait self-enhancement: A mixed blessing? </w:t>
       </w:r>
       <w:r>
         <w:rPr>
@@ -9138,7 +9194,7 @@
                 <w:rFonts w:ascii="Times New Roman" w:hAnsi="Times New Roman" w:eastAsia="Times New Roman"/>
                 <w:sz w:val="16"/>
               </w:rPr>
-              <w:t>Ashouri (2025)</w:t>
+              <w:t>Ashouri [58]</w:t>
             </w:r>
           </w:p>
         </w:tc>
@@ -9344,7 +9400,7 @@
                 <w:rFonts w:ascii="Times New Roman" w:hAnsi="Times New Roman" w:eastAsia="Times New Roman"/>
                 <w:sz w:val="16"/>
               </w:rPr>
-              <w:t>Audet [53]</w:t>
+              <w:t>Audet [56]</w:t>
             </w:r>
           </w:p>
         </w:tc>
@@ -9550,7 +9606,7 @@
                 <w:rFonts w:ascii="Times New Roman" w:hAnsi="Times New Roman" w:eastAsia="Times New Roman"/>
                 <w:sz w:val="16"/>
               </w:rPr>
-              <w:t>Audet [52]</w:t>
+              <w:t>Audet [55]</w:t>
             </w:r>
           </w:p>
         </w:tc>
@@ -9756,7 +9812,7 @@
                 <w:rFonts w:ascii="Times New Roman" w:hAnsi="Times New Roman" w:eastAsia="Times New Roman"/>
                 <w:sz w:val="16"/>
               </w:rPr>
-              <w:t>Sahinidis [44]</w:t>
+              <w:t>Sahinidis [45]</w:t>
             </w:r>
           </w:p>
         </w:tc>
@@ -9962,7 +10018,7 @@
                 <w:rFonts w:ascii="Times New Roman" w:hAnsi="Times New Roman" w:eastAsia="Times New Roman"/>
                 <w:sz w:val="16"/>
               </w:rPr>
-              <w:t>Cohen [43]</w:t>
+              <w:t>Cohen [44]</w:t>
             </w:r>
           </w:p>
         </w:tc>
@@ -10168,7 +10224,7 @@
                 <w:rFonts w:ascii="Times New Roman" w:hAnsi="Times New Roman" w:eastAsia="Times New Roman"/>
                 <w:sz w:val="16"/>
               </w:rPr>
-              <w:t>Keller (2013)</w:t>
+              <w:t>Keller [59]</w:t>
             </w:r>
           </w:p>
         </w:tc>
@@ -10374,7 +10430,7 @@
                 <w:rFonts w:ascii="Times New Roman" w:hAnsi="Times New Roman" w:eastAsia="Times New Roman"/>
                 <w:sz w:val="16"/>
               </w:rPr>
-              <w:t>Bhattacharjee [50]</w:t>
+              <w:t>Bhattacharjee [53]</w:t>
             </w:r>
           </w:p>
         </w:tc>
@@ -10580,7 +10636,7 @@
                 <w:rFonts w:ascii="Times New Roman" w:hAnsi="Times New Roman" w:eastAsia="Times New Roman"/>
                 <w:sz w:val="16"/>
               </w:rPr>
-              <w:t>Boonyapison [39]</w:t>
+              <w:t>Boonyapison [40]</w:t>
             </w:r>
           </w:p>
         </w:tc>
@@ -10992,7 +11048,7 @@
                 <w:rFonts w:ascii="Times New Roman" w:hAnsi="Times New Roman" w:eastAsia="Times New Roman"/>
                 <w:sz w:val="16"/>
               </w:rPr>
-              <w:t>Baruth [47]</w:t>
+              <w:t>Baruth [49]</w:t>
             </w:r>
           </w:p>
         </w:tc>
@@ -11198,7 +11254,7 @@
                 <w:rFonts w:ascii="Times New Roman" w:hAnsi="Times New Roman" w:eastAsia="Times New Roman"/>
                 <w:sz w:val="16"/>
               </w:rPr>
-              <w:t>Dang (2025)</w:t>
+              <w:t>Dang [38]</w:t>
             </w:r>
           </w:p>
         </w:tc>
@@ -11610,7 +11666,7 @@
                 <w:rFonts w:ascii="Times New Roman" w:hAnsi="Times New Roman" w:eastAsia="Times New Roman"/>
                 <w:sz w:val="16"/>
               </w:rPr>
-              <w:t>Hidalgo-Fuentes [51]</w:t>
+              <w:t>Hidalgo-Fuentes [54]</w:t>
             </w:r>
           </w:p>
         </w:tc>
@@ -11816,7 +11872,7 @@
                 <w:rFonts w:ascii="Times New Roman" w:hAnsi="Times New Roman" w:eastAsia="Times New Roman"/>
                 <w:sz w:val="16"/>
               </w:rPr>
-              <w:t>Kara (2024)</w:t>
+              <w:t>Kara [48]</w:t>
             </w:r>
           </w:p>
         </w:tc>
@@ -12022,7 +12078,7 @@
                 <w:rFonts w:ascii="Times New Roman" w:hAnsi="Times New Roman" w:eastAsia="Times New Roman"/>
                 <w:sz w:val="16"/>
               </w:rPr>
-              <w:t>Bhagat (2019)</w:t>
+              <w:t>Bhagat [60]</w:t>
             </w:r>
           </w:p>
         </w:tc>
@@ -12228,7 +12284,7 @@
                 <w:rFonts w:ascii="Times New Roman" w:hAnsi="Times New Roman" w:eastAsia="Times New Roman"/>
                 <w:sz w:val="16"/>
               </w:rPr>
-              <w:t>MacLean [46]</w:t>
+              <w:t>MacLean [47]</w:t>
             </w:r>
           </w:p>
         </w:tc>
@@ -12434,7 +12490,7 @@
                 <w:rFonts w:ascii="Times New Roman" w:hAnsi="Times New Roman" w:eastAsia="Times New Roman"/>
                 <w:sz w:val="16"/>
               </w:rPr>
-              <w:t>Mustafa [45]</w:t>
+              <w:t>Mustafa [46]</w:t>
             </w:r>
           </w:p>
         </w:tc>
@@ -12640,7 +12696,7 @@
                 <w:rFonts w:ascii="Times New Roman" w:hAnsi="Times New Roman" w:eastAsia="Times New Roman"/>
                 <w:sz w:val="16"/>
               </w:rPr>
-              <w:t>Nakayama (2014)</w:t>
+              <w:t>Nakayama [61]</w:t>
             </w:r>
           </w:p>
         </w:tc>
@@ -13258,7 +13314,7 @@
                 <w:rFonts w:ascii="Times New Roman" w:hAnsi="Times New Roman" w:eastAsia="Times New Roman"/>
                 <w:sz w:val="16"/>
               </w:rPr>
-              <w:t>Tlili [38]</w:t>
+              <w:t>Tlili [57]</w:t>
             </w:r>
           </w:p>
         </w:tc>
@@ -13670,7 +13726,7 @@
                 <w:rFonts w:ascii="Times New Roman" w:hAnsi="Times New Roman" w:eastAsia="Times New Roman"/>
                 <w:sz w:val="16"/>
               </w:rPr>
-              <w:t>Wang [38]</w:t>
+              <w:t>Wang [39]</w:t>
             </w:r>
           </w:p>
         </w:tc>
@@ -15091,7 +15147,7 @@
           <w:rFonts w:ascii="Times New Roman" w:hAnsi="Times New Roman" w:eastAsia="Times New Roman"/>
           <w:sz w:val="24"/>
         </w:rPr>
-        <w:t>Note. ID = study identifier in the deep-reading-notes ledger (A-XX sequence). N = analytic sample size. Mode (modality): Online = fully online; FtF = face-to-face (excluded at modality screening); Mixed = blended or mode-comparing design; Online* = mode not explicitly specified in the source. Level (education level): UG = undergraduate; Grad = graduate; UG/Grad = mixed undergraduate-graduate; K-12 = elementary through high school; Sec/Post = mixed secondary-postsecondary. Era: pre-COVID ≤ 2019; COVID = 2020–2022; post-COVID ≥ 2023. Region: classified per country of data collection. Instrument: abbreviated personality inventory label. Outcome: abbreviated outcome construct. Inclusion column groups studies into three tiers: (1) QUANTITATIVE PRIMARY POOL (k = 10) — Inc-pri = included in primary achievement pool with direct r; Inc-pri* = included with caveat (β-converted, partial trait coverage, or conditional outcome proxy); Inc (COI) = included with conflict-of-interest flag (author's own prior study, sensitivity analysis excludes). (2) QUALITATIVE / SECONDARY SYNTHESIS (retained for narrative) — Inc-sec = retained in the systematic review for secondary outcomes (satisfaction, engagement, preference, perception) but no extractable r for the primary achievement pool. (3) EXCLUDED POST-ELIGIBILITY (documented for PRISMA transparency, NOT in synthesis) — Exc = excluded at eligibility (face-to-face modality, or no extractable effect size); Exc-dup = excluded due to sample overlap with an already-included study; — = PDF could not be retrieved. The 31 catalogued studies decompose as: 10 primary + 15 secondary = 25 retained, plus 6 documented post-eligibility exclusions. RoB = aggregate score on the Joanna Briggs Institute 8-item critical appraisal checklist (0–8; higher = lower risk). A-14 Eilam [49] and A-27 Wu &amp; Yu (2024) are omitted from the table because the former was excluded at the modality screening stage (face-to-face) and the latter was not available as a retrievable PDF; both are disclosed in the PRISMA flow (Figure 1). Author-correction notes for studies whose original bibliographic metadata differed from the verified author, year, or country (A-06, A-07, A-08, A-12, A-13, A-16, A-18, A-20) are provided in the OSF project (Supplementary Material).</w:t>
+        <w:t>Note. ID = study identifier in the deep-reading-notes ledger (A-XX sequence). N = analytic sample size. Mode (modality): Online = fully online; FtF = face-to-face (excluded at modality screening); Mixed = blended or mode-comparing design; Online* = mode not explicitly specified in the source. Level (education level): UG = undergraduate; Grad = graduate; UG/Grad = mixed undergraduate-graduate; K-12 = elementary through high school; Sec/Post = mixed secondary-postsecondary. Era: pre-COVID ≤ 2019; COVID = 2020–2022; post-COVID ≥ 2023. Region: classified per country of data collection. Instrument: abbreviated personality inventory label. Outcome: abbreviated outcome construct. Inclusion column groups studies into three tiers: (1) QUANTITATIVE PRIMARY POOL (k = 10) — Inc-pri = included in primary achievement pool with direct r; Inc-pri* = included with caveat (β-converted, partial trait coverage, or conditional outcome proxy); Inc (COI) = included with conflict-of-interest flag (author's own prior study, sensitivity analysis excludes). (2) QUALITATIVE / SECONDARY SYNTHESIS (retained for narrative) — Inc-sec = retained in the systematic review for secondary outcomes (satisfaction, engagement, preference, perception) but no extractable r for the primary achievement pool. (3) EXCLUDED POST-ELIGIBILITY (documented for PRISMA transparency, NOT in synthesis) — Exc = excluded at eligibility (face-to-face modality, or no extractable effect size); Exc-dup = excluded due to sample overlap with an already-included study; — = PDF could not be retrieved. The 31 catalogued studies decompose as: 10 primary + 15 secondary = 25 retained, plus 6 documented post-eligibility exclusions. RoB = aggregate score on the Joanna Briggs Institute 8-item critical appraisal checklist (0–8; higher = lower risk). A-14 Eilam [51] and A-27 Wu &amp; Yu [52] are omitted from the table because the former was excluded at the modality screening stage (face-to-face) and the latter was not available as a retrievable PDF; both are disclosed in the PRISMA flow (Figure 1). Author-correction notes for studies whose original bibliographic metadata differed from the verified author, year, or country (A-06, A-07, A-08, A-12, A-13, A-16, A-18, A-20) are provided in the OSF project (Supplementary Material).</w:t>
       </w:r>
     </w:p>
     <w:p>
@@ -23370,7 +23426,7 @@
           <w:rFonts w:ascii="Times New Roman" w:hAnsi="Times New Roman" w:eastAsia="Times New Roman"/>
           <w:sz w:val="24"/>
         </w:rPr>
-        <w:t>Note. Flow diagram adapted from the PRISMA 2020 statement [19]. Records were identified through WebSearch-based formal search (n = 80 from eight structured queries), preliminary informal search yielding a previously curated corpus (n = 28), and citation snowballing combined with open-access repository downloads (n = 12), for a total of 120 records. After deduplication (n = 40 removed), 80 records underwent title and abstract screening, with 25 excluded primarily for wrong population, non-Big-Five personality frameworks, or no online learning component. Of 43 full-text reports sought, 5 were not retrievable (paywall), and 38 were assessed for eligibility. Eleven reports were excluded at the full-text stage with explicit reasons: non-Big-Five framework (n = 5; MBTI, Proactive Personality, TAM, TUE, and other non-FFM operationalization), face-to-face modality (n = 4; A-09 [50]; A-10 [39]; A-14 [49]; A-16 [51]), sample overlap with an already-included study (n = 1; A-05 [52] overlapped with A-04 [53]), and effect size not extractable (n = 1; A-24 [38], lag sequential analysis). The remaining studies, supplemented by four newly identified primary studies (A-29 [16]; A-30 [34]; A-31 [14]; A-37 [36]), yielded 31 primary studies catalogued in this review (Table 1). Of these, 25 were retained for qualitative synthesis, and 10 contributed direct Pearson correlations or β-converted effect sizes to the primary quantitative achievement pool (with two studies — A-28 [15] and A-30 [34] — providing β-converted effect sizes via Peterson and Brown's, 2005, approximation). The remaining 15 retained studies contributed only to secondary-outcome narrative synthesis.</w:t>
+        <w:t>Note. Flow diagram adapted from the PRISMA 2020 statement [19]. Records were identified through WebSearch-based formal search (n = 80 from eight structured queries), preliminary informal search yielding a previously curated corpus (n = 28), and citation snowballing combined with open-access repository downloads (n = 12), for a total of 120 records. After deduplication (n = 40 removed), 80 records underwent title and abstract screening, with 25 excluded primarily for wrong population, non-Big-Five personality frameworks, or no online learning component. Of 43 full-text reports sought, 5 were not retrievable (paywall), and 38 were assessed for eligibility. Eleven reports were excluded at the full-text stage with explicit reasons: non-Big-Five framework (n = 5; MBTI, Proactive Personality, TAM, TUE, and other non-FFM operationalization), face-to-face modality (n = 4; A-09 [53]; A-10 [40]; A-14 [51]; A-16 [54]), sample overlap with an already-included study (n = 1; A-05 [55] overlapped with A-04 [56]), and effect size not extractable (n = 1; A-24 [57], lag sequential analysis). The remaining studies, supplemented by four newly identified primary studies (A-29 [16]; A-30 [34]; A-31 [14]; A-37 [36]), yielded 31 primary studies catalogued in this review (Table 1). Of these, 25 were retained for qualitative synthesis, and 10 contributed direct Pearson correlations or β-converted effect sizes to the primary quantitative achievement pool (with two studies — A-28 [15] and A-30 [34] — providing β-converted effect sizes via Peterson and Brown's, 2005, approximation). The remaining 15 retained studies contributed only to secondary-outcome narrative synthesis.</w:t>
       </w:r>
     </w:p>
     <w:p>

--- a/metaanalysis/paper_v2/manuscript_journal_heliyon_v2.docx
+++ b/metaanalysis/paper_v2/manuscript_journal_heliyon_v2.docx
@@ -6972,7 +6972,22 @@
           <w:rFonts w:ascii="Times New Roman" w:hAnsi="Times New Roman" w:eastAsia="Times New Roman"/>
           <w:sz w:val="24"/>
         </w:rPr>
-        <w:t>1. Tokiwa, E. (2025). Big Five personality traits and online learning outcomes in Japanese high school students [Manuscript in preparation]. SUNBLAZE Co., Ltd.</w:t>
+        <w:t xml:space="preserve">1. Tokiwa, E. (2025). Who excels in online learning in Japan? </w:t>
+      </w:r>
+      <w:r>
+        <w:rPr>
+          <w:rFonts w:ascii="Times New Roman" w:hAnsi="Times New Roman" w:eastAsia="Times New Roman"/>
+          <w:i/>
+          <w:sz w:val="24"/>
+        </w:rPr>
+        <w:t>Frontiers in Psychology, 16</w:t>
+      </w:r>
+      <w:r>
+        <w:rPr>
+          <w:rFonts w:ascii="Times New Roman" w:hAnsi="Times New Roman" w:eastAsia="Times New Roman"/>
+          <w:sz w:val="24"/>
+        </w:rPr>
+        <w:t>, Article 1420996. https://doi.org/10.3389/fpsyg.2025.1420996</w:t>
       </w:r>
     </w:p>
     <w:p>

--- a/metaanalysis/paper_v2/manuscript_journal_heliyon_v2.docx
+++ b/metaanalysis/paper_v2/manuscript_journal_heliyon_v2.docx
@@ -392,7 +392,7 @@
           <w:rFonts w:ascii="Times New Roman" w:hAnsi="Times New Roman" w:eastAsia="Times New Roman"/>
           <w:sz w:val="24"/>
         </w:rPr>
-        <w:t>All extracted data, analysis code, search logs, risk-of-bias ratings, figures, and supplementary materials are publicly available on the associated OSF project (https://doi.org/10.17605/OSF.IO/79M5J). Each component has been assigned a DOI for direct citation: 01_protocol (https://doi.org/10.17605/OSF.IO/7FRGH) — protocol, literature review, deep reading notes, and manuscript drafts; 02_search (https://doi.org/10.17605/OSF.IO/UVJDY) — search log and candidate studies; 03_screening (https://doi.org/10.17605/OSF.IO/YH28G) — PRISMA flow counts (forthcoming); 04_extraction (https://doi.org/10.17605/OSF.IO/5UW98) — data extraction CSV and coding manual; 05_risk_of_bias (https://doi.org/10.17605/OSF.IO/3XYNE) — JBI risk-of-bias ratings (forthcoming); 06_analysis (https://doi.org/10.17605/OSF.IO/Q4XKB) — Python analysis scripts, pooled results, moderator analyses, sensitivity analyses, and generating code for all tables and figures; and 07_pdf_index (https://doi.org/10.17605/OSF.IO/XZ6PT) — DOI index of included studies.</w:t>
+        <w:t>All extracted data, analysis code, search logs, risk-of-bias ratings, figures, and supplementary materials are publicly available on the associated OSF project (https://doi.org/10.17605/OSF.IO/79M5J). Each component has been assigned a DOI for direct citation: 01_protocol (https://doi.org/10.17605/OSF.IO/7FRGH) — protocol, literature review, deep reading notes, and manuscript drafts; 02_search (https://doi.org/10.17605/OSF.IO/UVJDY) — search log and candidate studies; 03_screening (https://doi.org/10.17605/OSF.IO/YH28G) — PRISMA flow counts and screening decisions; 04_extraction (https://doi.org/10.17605/OSF.IO/5UW98) — data extraction CSV and coding manual; 05_risk_of_bias (https://doi.org/10.17605/OSF.IO/3XYNE) — JBI risk-of-bias ratings for each included study; 06_analysis (https://doi.org/10.17605/OSF.IO/Q4XKB) — Python analysis scripts, pooled results, moderator analyses, sensitivity analyses, and generating code for all tables and figures; and 07_pdf_index (https://doi.org/10.17605/OSF.IO/XZ6PT) — DOI index of included studies.</w:t>
       </w:r>
     </w:p>
     <w:p>
@@ -513,7 +513,7 @@
           <w:rFonts w:ascii="Times New Roman" w:hAnsi="Times New Roman" w:eastAsia="Times New Roman"/>
           <w:sz w:val="24"/>
         </w:rPr>
-        <w:t xml:space="preserve">Existing meta-analyses of Big Five personality traits and academic achievement have pooled face-to-face, blended, and online samples without testing delivery mode as a moderator. This pre-registered systematic review and meta-analysis is the first quantitative synthesis dedicated to online learning environments. Following PRISMA 2020 standards, 25 primary studies retained for systematic synthesis (cataloguing 31 full-text records in Table 1, including 6 documented post-eligibility exclusions for PRISMA transparency) reporting Big Five personality and academic achievement in online, blended, or MOOC environments were synthesized. Ten studies (pooled </w:t>
+        <w:t xml:space="preserve">Existing meta-analyses of Big Five personality traits and academic achievement have pooled face-to-face, blended, and online samples without testing delivery mode as a moderator. This pre-registered systematic review and meta-analysis offers a first, preliminary quantitative synthesis dedicated to online learning environments. Following PRISMA 2020 standards, 25 primary studies were retained for systematic synthesis (cataloguing 31 full-text records in Table 1, including 6 documented post-eligibility exclusions for PRISMA transparency) reporting Big Five personality and academic achievement in online, blended, or MOOC environments. Ten studies (pooled </w:t>
       </w:r>
       <w:r>
         <w:rPr>
@@ -633,7 +633,7 @@
           <w:rFonts w:ascii="Times New Roman" w:hAnsi="Times New Roman" w:eastAsia="Times New Roman"/>
           <w:sz w:val="24"/>
         </w:rPr>
-        <w:t xml:space="preserve"> = .002). Two pre-registered moderator effects were highly significant: Extraversion × Region (Asian samples </w:t>
+        <w:t xml:space="preserve"> = .002). Two pre-registered subgroup contrasts showed large between-group differences on Extraversion — by Region (Asian samples </w:t>
       </w:r>
       <w:r>
         <w:rPr>
@@ -693,7 +693,7 @@
           <w:rFonts w:ascii="Times New Roman" w:hAnsi="Times New Roman" w:eastAsia="Times New Roman"/>
           <w:sz w:val="24"/>
         </w:rPr>
-        <w:t xml:space="preserve"> &lt; .001) and Extraversion × Outcome Type (objective </w:t>
+        <w:t xml:space="preserve"> &lt; .001) and by Outcome Type (objective </w:t>
       </w:r>
       <w:r>
         <w:rPr>
@@ -753,7 +753,22 @@
           <w:rFonts w:ascii="Times New Roman" w:hAnsi="Times New Roman" w:eastAsia="Times New Roman"/>
           <w:sz w:val="24"/>
         </w:rPr>
-        <w:t xml:space="preserve"> &lt; .001). Findings provide preliminary support for the Personality-Achievement Saturation Hypothesis extended to technology-mediated learning and document novel cultural- and outcome-type-dependent shifts in the Extraversion-achievement link. GRADE confidence ranged from Moderate (Conscientiousness, Extraversion) to Low (Openness, Agreeableness, Neuroticism). Online learning modifies, but does not fundamentally transform, the established personality-achievement pattern; the most theoretically important divergences concern Extraversion and are structured by cultural context and outcome methodology.</w:t>
+        <w:t xml:space="preserve"> &lt; .001) — but these contrasts rest on a small number of studies per subgroup and should be treated as exploratory rather than confirmatory. The findings are broadly consistent with the Personality-Achievement Saturation Hypothesis [2] extended to technology-mediated learning, but the small primary pool (</w:t>
+      </w:r>
+      <w:r>
+        <w:rPr>
+          <w:rFonts w:ascii="Times New Roman" w:hAnsi="Times New Roman" w:eastAsia="Times New Roman"/>
+          <w:i/>
+          <w:sz w:val="24"/>
+        </w:rPr>
+        <w:t>k</w:t>
+      </w:r>
+      <w:r>
+        <w:rPr>
+          <w:rFonts w:ascii="Times New Roman" w:hAnsi="Times New Roman" w:eastAsia="Times New Roman"/>
+          <w:sz w:val="24"/>
+        </w:rPr>
+        <w:t xml:space="preserve"> = 10), substantial heterogeneity, and wide prediction intervals (which include zero for most traits) mean that this consistency does not yet constitute strong confirmation. GRADE confidence ranged from Moderate (Conscientiousness, Extraversion) to Low (Openness, Agreeableness, Neuroticism). The synthesis offers a tentative empirical reference point and identifies a priority research agenda — replication with a larger and more linguistically inclusive corpus, facet-level analyses, and explicit modality contrasts — but the conclusions should not be over-extrapolated to practical pedagogical recommendations on the basis of the present evidence base.</w:t>
       </w:r>
     </w:p>
     <w:p>
@@ -792,7 +807,7 @@
           <w:rFonts w:ascii="Times New Roman" w:hAnsi="Times New Roman" w:eastAsia="Times New Roman"/>
           <w:sz w:val="24"/>
         </w:rPr>
-        <w:t>Academic performance in higher education has shifted dramatically in the past decade, first through the gradual adoption of learning management systems and massive open online courses, and then, abruptly, through the COVID-19 pandemic, which forced millions of students worldwide into fully online or blended learning environments. As of 2023, a substantial proportion of post-secondary instruction continues to be delivered online or in hybrid modalities, even in contexts where face-to-face teaching is again available. This structural shift raises a fundamental question: do the non-cognitive predictors of academic achievement that were established in face-to-face classrooms retain their predictive validity when instruction is mediated by technology? Personality traits, and in particular the Big Five (Five-Factor Model) dimensions of Conscientiousness, Openness to Experience, Extraversion, Agreeableness, and Neuroticism, are among the most widely studied non-cognitive predictors of academic achievement [2, 3]. Yet the accumulated meta-analytic evidence, as reviewed below, has been produced almost entirely from samples in which delivery modality is treated as noise rather than as a substantive moderator. The present review is the first to address this gap quantitatively.</w:t>
+        <w:t>Academic performance in higher education has shifted dramatically in the past decade, first through the gradual adoption of learning management systems and massive open online courses, and then, abruptly, through the COVID-19 pandemic, which forced millions of students worldwide into fully online or blended learning environments. As of 2023, a substantial proportion of post-secondary instruction continues to be delivered online or in hybrid modalities, even in contexts where face-to-face teaching is again available. This structural shift raises a fundamental question: do the non-cognitive predictors of academic achievement that were established in face-to-face classrooms retain their predictive validity when instruction is mediated by technology? Personality traits, and in particular the Big Five (Five-Factor Model) dimensions of Conscientiousness, Openness to Experience, Extraversion, Agreeableness, and Neuroticism, are among the most widely studied non-cognitive predictors of academic achievement [3, 4]. Yet the accumulated meta-analytic evidence, as reviewed below, has been produced almost entirely from samples in which delivery modality is treated as noise rather than as a substantive moderator. The present review is the first to address this gap quantitatively.</w:t>
       </w:r>
     </w:p>
     <w:p>
@@ -814,7 +829,7 @@
           <w:rFonts w:ascii="Times New Roman" w:hAnsi="Times New Roman" w:eastAsia="Times New Roman"/>
           <w:sz w:val="24"/>
         </w:rPr>
-        <w:t xml:space="preserve">Eight large-scale meta-analyses have established a robust pattern of associations between the Big Five personality traits and academic achievement. Poropat [3], synthesizing 138 samples and over 70,000 participants, reported a corrected correlation of </w:t>
+        <w:t xml:space="preserve">Eight large-scale meta-analyses have established a robust pattern of associations between the Big Five personality traits and academic achievement. Poropat [4], synthesizing 138 samples and over 70,000 participants, reported a corrected correlation of </w:t>
       </w:r>
       <w:r>
         <w:rPr>
@@ -979,7 +994,7 @@
           <w:rFonts w:ascii="Times New Roman" w:hAnsi="Times New Roman" w:eastAsia="Times New Roman"/>
           <w:sz w:val="24"/>
         </w:rPr>
-        <w:t xml:space="preserve"> = .26), both restricted to tertiary education. Stajkovic et al. [4] provided additional evidence that Conscientiousness predicts academic achievement both directly and indirectly through self-efficacy, with the self-efficacy path carrying a substantial proportion of the Conscientiousness effect (</w:t>
+        <w:t xml:space="preserve"> = .26), both restricted to tertiary education. Stajkovic et al. [5] provided additional evidence that Conscientiousness predicts academic achievement both directly and indirectly through self-efficacy, with the self-efficacy path carrying a substantial proportion of the Conscientiousness effect (</w:t>
       </w:r>
       <w:r>
         <w:rPr>
@@ -1007,7 +1022,7 @@
           <w:rFonts w:ascii="Times New Roman" w:hAnsi="Times New Roman" w:eastAsia="Times New Roman"/>
           <w:sz w:val="24"/>
         </w:rPr>
-        <w:t xml:space="preserve">More recent syntheses have substantially expanded the evidence base. Mammadov [2], in the largest meta-analysis to date (267 independent samples, </w:t>
+        <w:t xml:space="preserve">More recent syntheses have substantially expanded the evidence base. Mammadov [3], in the largest meta-analysis to date (267 independent samples, </w:t>
       </w:r>
       <w:r>
         <w:rPr>
@@ -1112,7 +1127,7 @@
           <w:rFonts w:ascii="Times New Roman" w:hAnsi="Times New Roman" w:eastAsia="Times New Roman"/>
           <w:sz w:val="24"/>
         </w:rPr>
-        <w:t xml:space="preserve"> = −.19). Meyer et al. [5], focusing exclusively on K-12 samples (110 samples, </w:t>
+        <w:t xml:space="preserve"> = −.19). Meyer et al. [2], focusing exclusively on K-12 samples (110 samples, </w:t>
       </w:r>
       <w:r>
         <w:rPr>
@@ -1673,7 +1688,7 @@
           <w:rFonts w:ascii="Times New Roman" w:hAnsi="Times New Roman" w:eastAsia="Times New Roman"/>
           <w:sz w:val="24"/>
         </w:rPr>
-        <w:t xml:space="preserve"> = .057), suggesting that cooperative behaviors and novelty orientation may be especially salient in Chinese collectivistic contexts (cf. [2]; [7]). Bahçekapılı and Karaman [16], in a Turkish distance-education context (</w:t>
+        <w:t xml:space="preserve"> = .057), suggesting that cooperative behaviors and novelty orientation may be especially salient in Chinese collectivistic contexts (cf. [3]; [7]). Bahçekapılı and Karaman [16], in a Turkish distance-education context (</w:t>
       </w:r>
       <w:r>
         <w:rPr>
@@ -1723,7 +1738,7 @@
           <w:rFonts w:ascii="Times New Roman" w:hAnsi="Times New Roman" w:eastAsia="Times New Roman"/>
           <w:sz w:val="24"/>
         </w:rPr>
-        <w:t>Several moderators are theoretically and empirically motivated for the present review. First, learning modality itself—fully online, blended, MOOC, synchronous online, asynchronous online—may moderate the personality-achievement association because the four dimensions of online learning identified above vary in intensity across modalities. Second, education level (K-12, undergraduate, graduate, adult) has been shown to moderate personality-achievement relationships in face-to-face contexts [2, 5], with Openness effects declining across the educational trajectory while Conscientiousness effects remain stable; whether this pattern holds in online contexts is unknown. Third, region and cultural context may moderate effects: Mammadov [2] and Chen et al. [7] both reported amplified Conscientiousness and Agreeableness effects in East Asian and other collectivistic samples, and Chen et al. [7] additionally reported that Extraversion is significantly negative in individualistic contexts but null in collectivistic contexts. Fourth, the COVID-19 era may constitute a meaningful moderator: pre-COVID online learning was typically self-selected and involved learners with strong motivation for online study, whereas COVID-era online learning was imposed on all learners regardless of preference, and post-COVID online learning reflects a mixture of voluntary and mandatory adoption. Fifth, the choice of personality instrument (BFI, NEO-FFI, IPIP, HEXACO, TIPI) has been shown by McAbee and Oswald [17] to moderate Conscientiousness estimates, with short-form instruments (e.g., Mini-Markers, TIPI) yielding smaller effects; this moderator is particularly relevant for the present review because online studies more frequently use short-form instruments than traditional paper-and-pencil contexts.</w:t>
+        <w:t>Several moderators are theoretically and empirically motivated for the present review. First, learning modality itself—fully online, blended, MOOC, synchronous online, asynchronous online—may moderate the personality-achievement association because the four dimensions of online learning identified above vary in intensity across modalities. Second, education level (K-12, undergraduate, graduate, adult) has been shown to moderate personality-achievement relationships in face-to-face contexts [3, 2], with Openness effects declining across the educational trajectory while Conscientiousness effects remain stable; whether this pattern holds in online contexts is unknown. Third, region and cultural context may moderate effects: Mammadov [3] and Chen et al. [7] both reported amplified Conscientiousness and Agreeableness effects in East Asian and other collectivistic samples, and Chen et al. [7] additionally reported that Extraversion is significantly negative in individualistic contexts but null in collectivistic contexts. Fourth, the COVID-19 era may constitute a meaningful moderator: pre-COVID online learning was typically self-selected and involved learners with strong motivation for online study, whereas COVID-era online learning was imposed on all learners regardless of preference, and post-COVID online learning reflects a mixture of voluntary and mandatory adoption. Fifth, the choice of personality instrument (BFI, NEO-FFI, IPIP, HEXACO, TIPI) has been shown by McAbee and Oswald [17] to moderate Conscientiousness estimates, with short-form instruments (e.g., Mini-Markers, TIPI) yielding smaller effects; this moderator is particularly relevant for the present review because online studies more frequently use short-form instruments than traditional paper-and-pencil contexts.</w:t>
       </w:r>
     </w:p>
     <w:p>
@@ -1900,7 +1915,7 @@
           <w:rFonts w:ascii="Times New Roman" w:hAnsi="Times New Roman" w:eastAsia="Times New Roman"/>
           <w:sz w:val="24"/>
         </w:rPr>
-        <w:t>In addition to the database searches, forward citation tracking (cited-by) and backward citation tracking (reference list scanning) were performed for all studies identified as eligible, and for the eight benchmark meta-analyses that constitute the face-to-face comparison corpus [3, 17, 20, 4, 2, 6, 5, 7]. Reference lists of the most directly relevant narrative review [10] were also hand-searched.</w:t>
+        <w:t>In addition to the database searches, forward citation tracking (cited-by) and backward citation tracking (reference list scanning) were performed for all studies identified as eligible, and for the eight benchmark meta-analyses that constitute the face-to-face comparison corpus [4, 17, 20, 5, 3, 6, 2, 7]. Reference lists of the most directly relevant narrative review [10] were also hand-searched.</w:t>
       </w:r>
     </w:p>
     <w:p>
@@ -3684,7 +3699,7 @@
           <w:rFonts w:ascii="Times New Roman" w:hAnsi="Times New Roman" w:eastAsia="Times New Roman"/>
           <w:sz w:val="24"/>
         </w:rPr>
-        <w:t xml:space="preserve"> = .19–.28 reported by Poropat [3], McAbee and Oswald [17], Vedel [20], Mammadov [2], Meyer et al. [5], and Chen et al. [7]. Heterogeneity was moderate (Q(9) = 25.79, </w:t>
+        <w:t xml:space="preserve"> = .19–.28 reported by Poropat [4], McAbee and Oswald [17], Vedel [20], Mammadov [3], Meyer et al. [2], and Chen et al. [7]. Heterogeneity was moderate (Q(9) = 25.79, </w:t>
       </w:r>
       <w:r>
         <w:rPr>
@@ -4128,7 +4143,7 @@
           <w:rFonts w:ascii="Times New Roman" w:hAnsi="Times New Roman" w:eastAsia="Times New Roman"/>
           <w:sz w:val="24"/>
         </w:rPr>
-        <w:t xml:space="preserve"> = .05–.10 [3, 20, 7], contrary to Hypothesis 3 (H3), which predicted a weaker Agreeableness effect in online than in face-to-face contexts. Within the primary pool the largest Agreeableness contribution came from a single Chinese MOOC sample (A-28 [15]; converted </w:t>
+        <w:t xml:space="preserve"> = .05–.10 [4, 20, 7], contrary to Hypothesis 3 (H3), which predicted a weaker Agreeableness effect in online than in face-to-face contexts. Within the primary pool the largest Agreeableness contribution came from a single Chinese MOOC sample (A-28 [15]; converted </w:t>
       </w:r>
       <w:r>
         <w:rPr>
@@ -4493,7 +4508,7 @@
           <w:rFonts w:ascii="Times New Roman" w:hAnsi="Times New Roman" w:eastAsia="Times New Roman"/>
           <w:sz w:val="24"/>
         </w:rPr>
-        <w:t xml:space="preserve"> estimates—typical for psychological meta-analyses of personality-achievement associations [2, 5]—indicate that a single fixed population effect is implausible and that exploration of moderators is warranted. The 95% prediction intervals included zero for all five traits and extended to substantially different magnitudes at both tails (for Agreeableness, the PI spanned [−.310, .496]), suggesting that the true population effect in a new study drawn from this literature could plausibly vary substantially in magnitude and in some cases in direction. These patterns motivate the moderator analyses reported next.</w:t>
+        <w:t xml:space="preserve"> estimates—typical for psychological meta-analyses of personality-achievement associations [3, 2]—indicate that a single fixed population effect is implausible and that exploration of moderators is warranted. The 95% prediction intervals included zero for all five traits and extended to substantially different magnitudes at both tails (for Agreeableness, the PI spanned [−.310, .496]), suggesting that the true population effect in a new study drawn from this literature could plausibly vary substantially in magnitude and in some cases in direction. These patterns motivate the moderator analyses reported next.</w:t>
       </w:r>
     </w:p>
     <w:p>
@@ -4543,7 +4558,7 @@
           <w:rFonts w:ascii="Times New Roman" w:hAnsi="Times New Roman" w:eastAsia="Times New Roman"/>
           <w:sz w:val="24"/>
         </w:rPr>
-        <w:t xml:space="preserve">Region. The Asian-sample pattern reported by Mammadov [2] and Chen et al. [7] was evaluated with </w:t>
+        <w:t xml:space="preserve">Region. The Asian-sample pattern reported by Mammadov [3] and Chen et al. [7] was evaluated with </w:t>
       </w:r>
       <w:r>
         <w:rPr>
@@ -5899,7 +5914,7 @@
           <w:rFonts w:ascii="Times New Roman" w:hAnsi="Times New Roman" w:eastAsia="Times New Roman"/>
           <w:sz w:val="24"/>
         </w:rPr>
-        <w:t xml:space="preserve"> = .21). H2 is not supported. The prediction that online environments would amplify the Openness effect through a premium on self-directed exploration was not borne out; the failure to support H2 may partly reflect the near-universal use of undergraduate rather than K-12 samples in the online corpus, since Openness effects are known to decline with educational level [2, 5].</w:t>
+        <w:t xml:space="preserve"> = .21). H2 is not supported. The prediction that online environments would amplify the Openness effect through a premium on self-directed exploration was not borne out; the failure to support H2 may partly reflect the near-universal use of undergraduate rather than K-12 samples in the online corpus, since Openness effects are known to decline with educational level [3, 2].</w:t>
       </w:r>
     </w:p>
     <w:p>
@@ -5927,7 +5942,7 @@
           <w:rFonts w:ascii="Times New Roman" w:hAnsi="Times New Roman" w:eastAsia="Times New Roman"/>
           <w:sz w:val="24"/>
         </w:rPr>
-        <w:t xml:space="preserve"> = .112, slightly larger than the face-to-face benchmark range of .05–.10 [3, 20, 7]. H3, which predicted a weaker rather than stronger effect, is therefore not supported. Within the 9-study primary Agreeableness pool, the pooled estimate is driven principally by a single influential Chinese MOOC sample (A-28 [15]; converted </w:t>
+        <w:t xml:space="preserve"> = .112, slightly larger than the face-to-face benchmark range of .05–.10 [4, 20, 7]. H3, which predicted a weaker rather than stronger effect, is therefore not supported. Within the 9-study primary Agreeableness pool, the pooled estimate is driven principally by a single influential Chinese MOOC sample (A-28 [15]; converted </w:t>
       </w:r>
       <w:r>
         <w:rPr>
@@ -5987,7 +6002,7 @@
           <w:rFonts w:ascii="Times New Roman" w:hAnsi="Times New Roman" w:eastAsia="Times New Roman"/>
           <w:sz w:val="24"/>
         </w:rPr>
-        <w:t xml:space="preserve"> = .458 with satisfaction; retained as a secondary-outcome study, not in the primary pool). These directional findings converge with Mammadov's [2] Asian-sample amplification pattern and with Chen et al.'s [7] cultural-moderation findings. The region moderator analysis (Asia </w:t>
+        <w:t xml:space="preserve"> = .458 with satisfaction; retained as a secondary-outcome study, not in the primary pool). These directional findings converge with Mammadov's [3] Asian-sample amplification pattern and with Chen et al.'s [7] cultural-moderation findings. The region moderator analysis (Asia </w:t>
       </w:r>
       <w:r>
         <w:rPr>
@@ -6283,7 +6298,7 @@
           <w:rFonts w:ascii="Times New Roman" w:hAnsi="Times New Roman" w:eastAsia="Times New Roman"/>
           <w:sz w:val="24"/>
         </w:rPr>
-        <w:t xml:space="preserve"> = .117). These moderator findings represent the first meta-analytic evidence for a directional shift in the Extraversion effect attributable to (a) cultural context and (b) outcome operationalization in online learning environments, extending the near-null face-to-face estimate [3, 7] toward a culturally and methodologically structured pattern of divergence. Whether these contextual shifts reflect the H5 facet-cancellation mechanism (e.g., assertiveness facets activated more strongly in individualistic vs. collectivistic contexts) or a separate trait-level mechanism remains an open question for facet-level primary research.</w:t>
+        <w:t xml:space="preserve"> = .117). These moderator findings represent the first meta-analytic evidence for a directional shift in the Extraversion effect attributable to (a) cultural context and (b) outcome operationalization in online learning environments, extending the near-null face-to-face estimate [4, 7] toward a culturally and methodologically structured pattern of divergence. Whether these contextual shifts reflect the H5 facet-cancellation mechanism (e.g., assertiveness facets activated more strongly in individualistic vs. collectivistic contexts) or a separate trait-level mechanism remains an open question for facet-level primary research.</w:t>
       </w:r>
     </w:p>
     <w:p>
@@ -6335,7 +6350,7 @@
           <w:rFonts w:ascii="Times New Roman" w:hAnsi="Times New Roman" w:eastAsia="Times New Roman"/>
           <w:sz w:val="24"/>
         </w:rPr>
-        <w:t xml:space="preserve"> = .19–.28) provides preliminary support for the Personality-Achievement Saturation Hypothesis (PASH; [5]), which posits that Conscientiousness is channeled into academic outcomes through behavioral signals visible to graders. In online environments with automated grading, reduced teacher observation, and fewer opportunities for classroom-level behavioral indicators, the PASH framework predicts a weakened Conscientiousness effect; the present meta-analytic estimate is consistent with this prediction, though the magnitude of attenuation (Δr ≈ .04–.10 depending on benchmark) is at or near the replicability threshold documented by Zell and Lesick [6] for second-order meta-analyses. Further replication with larger </w:t>
+        <w:t xml:space="preserve"> = .19–.28) provides preliminary support for the Personality-Achievement Saturation Hypothesis (PASH; [2]), which posits that Conscientiousness is channeled into academic outcomes through behavioral signals visible to graders. In online environments with automated grading, reduced teacher observation, and fewer opportunities for classroom-level behavioral indicators, the PASH framework predicts a weakened Conscientiousness effect; the present meta-analytic estimate is consistent with this prediction, though the magnitude of attenuation (Δr ≈ .04–.10 depending on benchmark) is at or near the replicability threshold documented by Zell and Lesick [6] for second-order meta-analyses. Further replication with larger </w:t>
       </w:r>
       <w:r>
         <w:rPr>
@@ -6363,7 +6378,7 @@
           <w:rFonts w:ascii="Times New Roman" w:hAnsi="Times New Roman" w:eastAsia="Times New Roman"/>
           <w:sz w:val="24"/>
         </w:rPr>
-        <w:t xml:space="preserve">Second, the null pooled Extraversion effect in online environments, combined with the highly significant region × Extraversion moderator (Asia </w:t>
+        <w:t xml:space="preserve">Second, the null pooled Extraversion effect in online environments, combined with the large between-group differences in the Region × Extraversion subgroup contrast (Asia </w:t>
       </w:r>
       <w:r>
         <w:rPr>
@@ -6401,6 +6416,21 @@
           <w:i/>
           <w:sz w:val="24"/>
         </w:rPr>
+        <w:t>Q_between</w:t>
+      </w:r>
+      <w:r>
+        <w:rPr>
+          <w:rFonts w:ascii="Times New Roman" w:hAnsi="Times New Roman" w:eastAsia="Times New Roman"/>
+          <w:sz w:val="24"/>
+        </w:rPr>
+        <w:t xml:space="preserve"> </w:t>
+      </w:r>
+      <w:r>
+        <w:rPr>
+          <w:rFonts w:ascii="Times New Roman" w:hAnsi="Times New Roman" w:eastAsia="Times New Roman"/>
+          <w:i/>
+          <w:sz w:val="24"/>
+        </w:rPr>
         <w:t>p</w:t>
       </w:r>
       <w:r>
@@ -6408,7 +6438,7 @@
           <w:rFonts w:ascii="Times New Roman" w:hAnsi="Times New Roman" w:eastAsia="Times New Roman"/>
           <w:sz w:val="24"/>
         </w:rPr>
-        <w:t xml:space="preserve"> &lt; .001) and outcome-type × Extraversion moderator (objective </w:t>
+        <w:t xml:space="preserve"> &lt; .001) and the Outcome-Type × Extraversion subgroup contrast (objective </w:t>
       </w:r>
       <w:r>
         <w:rPr>
@@ -6446,6 +6476,21 @@
           <w:i/>
           <w:sz w:val="24"/>
         </w:rPr>
+        <w:t>Q_between</w:t>
+      </w:r>
+      <w:r>
+        <w:rPr>
+          <w:rFonts w:ascii="Times New Roman" w:hAnsi="Times New Roman" w:eastAsia="Times New Roman"/>
+          <w:sz w:val="24"/>
+        </w:rPr>
+        <w:t xml:space="preserve"> </w:t>
+      </w:r>
+      <w:r>
+        <w:rPr>
+          <w:rFonts w:ascii="Times New Roman" w:hAnsi="Times New Roman" w:eastAsia="Times New Roman"/>
+          <w:i/>
+          <w:sz w:val="24"/>
+        </w:rPr>
         <w:t>p</w:t>
       </w:r>
       <w:r>
@@ -6453,7 +6498,7 @@
           <w:rFonts w:ascii="Times New Roman" w:hAnsi="Times New Roman" w:eastAsia="Times New Roman"/>
           <w:sz w:val="24"/>
         </w:rPr>
-        <w:t xml:space="preserve"> &lt; .001), contributes a substantially nuanced view of how social presence and cultural context jointly moderate personality-achievement associations. The face-to-face literature has consistently reported near-null Extraversion effects on tertiary academic achievement [7, 3], with the few modest positive effects concentrated in elementary/middle school contexts where classroom participation is more salient [2]. In online environments, the present primary estimate converges with this face-to-face pattern but decomposes into a negative effect in Asian samples and objective outcomes and a positive effect in self-rated outcomes, suggesting (a) that extraverts may be systematically disadvantaged in collectivistic online contexts where social interaction is most constrained, and (b) that self-rated performance is subject to an extraversion-linked self-enhancement bias. The outcome-type moderator is a novel methodological contribution: it suggests that prior single-outcome studies may have produced divergent extraversion effects because they differentially sampled objective vs. self-rated indicators. This finding aligns with person-environment fit models of personality expression in technology-mediated contexts and with self-enhancement models of self-report methodology [50].</w:t>
+        <w:t xml:space="preserve"> &lt; .001), contributes a more nuanced descriptive picture of how social presence and cultural context appear to moderate personality-achievement associations. We emphasise that both subgroup contrasts are based on a very small number of studies per level (in some cases two to three) and that the same small set of studies enters both contrasts; the contrasts should therefore be read as exploratory descriptive patterns rather than as confirmatory tests of interaction. The face-to-face literature has consistently reported near-null Extraversion effects on tertiary academic achievement [7, 4], with the few modest positive effects concentrated in elementary/middle school contexts where classroom participation is more salient [3]. In online environments, the present primary estimate converges with this face-to-face pattern but appears to decompose into a negative effect in Asian samples and objective outcomes and a positive effect in self-rated outcomes. This pattern is consistent with two exploratory hypotheses — (a) that extraverts may be disadvantaged in collectivistic online contexts where social interaction is most constrained, and (b) that self-rated performance may be subject to an extraversion-linked self-enhancement bias — but the present evidence base is too small to discriminate between these explanations and alternative explanations (sampling, instrument, or outcome-domain confounds). The descriptive Outcome-Type contrast is a potentially useful methodological observation, in that it suggests prior single-outcome studies may have produced divergent Extraversion estimates partly because they differentially sampled objective vs. self-rated indicators; this descriptive pattern would, however, need confirmation in primary research that simultaneously collects both outcome types within the same learners. The descriptive pattern is directionally consistent with person-environment fit models of personality expression in technology-mediated contexts and with self-enhancement models of self-report methodology [50], but cannot by itself be taken as evidence for either model.</w:t>
       </w:r>
     </w:p>
     <w:p>
@@ -6466,7 +6511,7 @@
           <w:rFonts w:ascii="Times New Roman" w:hAnsi="Times New Roman" w:eastAsia="Times New Roman"/>
           <w:sz w:val="24"/>
         </w:rPr>
-        <w:t>Third, the cultural moderator findings—directionally amplified Agreeableness and significantly amplified (negative) Extraversion effects in Asian samples—partially replicate Mammadov [2] and Chen et al. [7] in the online context. The Asian Agreeableness amplification (</w:t>
+        <w:t xml:space="preserve">Third, the descriptive cultural moderator patterns — a directionally amplified Agreeableness estimate and a directionally negative Extraversion estimate in Asian samples — are directionally consistent with face-to-face cultural-moderator findings reported by Mammadov [3] and Chen et al. [7], but the present online </w:t>
       </w:r>
       <w:r>
         <w:rPr>
@@ -6474,6 +6519,21 @@
           <w:i/>
           <w:sz w:val="24"/>
         </w:rPr>
+        <w:t>k</w:t>
+      </w:r>
+      <w:r>
+        <w:rPr>
+          <w:rFonts w:ascii="Times New Roman" w:hAnsi="Times New Roman" w:eastAsia="Times New Roman"/>
+          <w:sz w:val="24"/>
+        </w:rPr>
+        <w:t xml:space="preserve"> is too small to constitute replication in any strong sense. The Asian Agreeableness pooled estimate (</w:t>
+      </w:r>
+      <w:r>
+        <w:rPr>
+          <w:rFonts w:ascii="Times New Roman" w:hAnsi="Times New Roman" w:eastAsia="Times New Roman"/>
+          <w:i/>
+          <w:sz w:val="24"/>
+        </w:rPr>
         <w:t>r</w:t>
       </w:r>
       <w:r>
@@ -6511,7 +6571,7 @@
           <w:rFonts w:ascii="Times New Roman" w:hAnsi="Times New Roman" w:eastAsia="Times New Roman"/>
           <w:sz w:val="24"/>
         </w:rPr>
-        <w:t xml:space="preserve"> = 2 Asian subsample, but its directional consistency with both prior face-to-face meta-analyses suggests that the cultural mechanism documented in those syntheses (individualism vs. collectivism; competitive vs. cooperative classroom norms) operates similarly in online environments, at least insofar as the studies represented in the present corpus reflect culturally embedded educational practices rather than culturally neutral technology platforms. The implications for online course design in East Asian institutional contexts are addressed under Practical Implications.</w:t>
+        <w:t xml:space="preserve"> = 2 Asian subsample, and the larger pooled Agreeableness estimate is itself fragile to the exclusion of the single Chinese MOOC sample [15] that dominates the Asian subset. At most, the present synthesis can be read as offering directional consistency with the proposition that the cultural mechanism documented in face-to-face syntheses (individualism vs. collectivism; competitive vs. cooperative classroom norms) may also operate in online environments. The tentative implications for online course design in East Asian institutional contexts are addressed cautiously under Practical Implications.</w:t>
       </w:r>
     </w:p>
     <w:p>
@@ -6608,7 +6668,7 @@
         <w:spacing w:line="480" w:lineRule="auto" w:before="0" w:after="0"/>
       </w:pPr>
       <w:r>
-        <w:t>Practical Implications</w:t>
+        <w:t>Tentative Practical Implications</w:t>
       </w:r>
     </w:p>
     <w:p>
@@ -6621,7 +6681,7 @@
           <w:rFonts w:ascii="Times New Roman" w:hAnsi="Times New Roman" w:eastAsia="Times New Roman"/>
           <w:sz w:val="24"/>
         </w:rPr>
-        <w:t>Several practical implications follow from the present findings. For online course designers and educational technology developers, the preserved (albeit slightly reduced) role of Conscientiousness (</w:t>
+        <w:t>We note up front that the practical implications below are best read as tentative working hypotheses rather than as actionable design or pedagogical recommendations. The primary achievement pool is small (</w:t>
       </w:r>
       <w:r>
         <w:rPr>
@@ -6629,14 +6689,14 @@
           <w:i/>
           <w:sz w:val="24"/>
         </w:rPr>
-        <w:t>r</w:t>
-      </w:r>
-      <w:r>
-        <w:rPr>
-          <w:rFonts w:ascii="Times New Roman" w:hAnsi="Times New Roman" w:eastAsia="Times New Roman"/>
-          <w:sz w:val="24"/>
-        </w:rPr>
-        <w:t xml:space="preserve"> = .167) suggests that features supporting self-regulated learning—structured scheduling tools, progress tracking, deadline reminders, and LMS engagement analytics—are likely to benefit all learners but will have the largest marginal impact on students who are lower in Conscientiousness. Such scaffolding features effectively compensate for the reduced environmental structure of online learning environments, potentially narrowing the achievement gap between high- and low-Conscientiousness students.</w:t>
+        <w:t>k</w:t>
+      </w:r>
+      <w:r>
+        <w:rPr>
+          <w:rFonts w:ascii="Times New Roman" w:hAnsi="Times New Roman" w:eastAsia="Times New Roman"/>
+          <w:sz w:val="24"/>
+        </w:rPr>
+        <w:t xml:space="preserve"> = 10), heterogeneity is moderate to high for most traits, prediction intervals cross zero for all traits except Conscientiousness, and the two moderator contrasts that drive the modality-related implications below rest on a very small number of studies per subgroup (in some cases two to three). Practitioners and educational technology developers should not use the present synthesis as a sole basis for design or instructional decisions, and any of the implications below should be validated against larger and more linguistically inclusive future syntheses before being operationalised.</w:t>
       </w:r>
     </w:p>
     <w:p>
@@ -6649,7 +6709,7 @@
           <w:rFonts w:ascii="Times New Roman" w:hAnsi="Times New Roman" w:eastAsia="Times New Roman"/>
           <w:sz w:val="24"/>
         </w:rPr>
-        <w:t xml:space="preserve">For instructors operating in fully asynchronous contexts in East Asian or other collectivistic settings, the significantly negative Extraversion × Region effect (Asian </w:t>
+        <w:t>Subject to those caveats, the preserved (albeit slightly reduced) Conscientiousness effect (</w:t>
       </w:r>
       <w:r>
         <w:rPr>
@@ -6664,37 +6724,7 @@
           <w:rFonts w:ascii="Times New Roman" w:hAnsi="Times New Roman" w:eastAsia="Times New Roman"/>
           <w:sz w:val="24"/>
         </w:rPr>
-        <w:t xml:space="preserve"> = −.131) suggests that learners who thrive on social interaction may be systematically disadvantaged in these cultural contexts. Intentional incorporation of synchronous elements (e.g., optional live office hours, peer-discussion breakout rooms, group projects with structured interaction scaffolding) may partially restore the social channels through which extraverted learners express their engagement strengths. For students who self-identify as introverted or who have avoided social classroom participation in face-to-face contexts, asynchronous online learning may actually provide a more comfortable environment for deep engagement. Conversely, instructors should be cautious of relying on self-rated performance when evaluating online course effectiveness, as the Extraversion × Outcome Type moderator (objective </w:t>
-      </w:r>
-      <w:r>
-        <w:rPr>
-          <w:rFonts w:ascii="Times New Roman" w:hAnsi="Times New Roman" w:eastAsia="Times New Roman"/>
-          <w:i/>
-          <w:sz w:val="24"/>
-        </w:rPr>
-        <w:t>r</w:t>
-      </w:r>
-      <w:r>
-        <w:rPr>
-          <w:rFonts w:ascii="Times New Roman" w:hAnsi="Times New Roman" w:eastAsia="Times New Roman"/>
-          <w:sz w:val="24"/>
-        </w:rPr>
-        <w:t xml:space="preserve"> = −.038 vs. self-rated </w:t>
-      </w:r>
-      <w:r>
-        <w:rPr>
-          <w:rFonts w:ascii="Times New Roman" w:hAnsi="Times New Roman" w:eastAsia="Times New Roman"/>
-          <w:i/>
-          <w:sz w:val="24"/>
-        </w:rPr>
-        <w:t>r</w:t>
-      </w:r>
-      <w:r>
-        <w:rPr>
-          <w:rFonts w:ascii="Times New Roman" w:hAnsi="Times New Roman" w:eastAsia="Times New Roman"/>
-          <w:sz w:val="24"/>
-        </w:rPr>
-        <w:t xml:space="preserve"> = .117) indicates that extraverted students may systematically over-rate their own performance in online contexts.</w:t>
+        <w:t xml:space="preserve"> = .167) is consistent with the broadly held expectation that features supporting self-regulated learning—structured scheduling tools, progress tracking, deadline reminders, and LMS engagement analytics—are likely to benefit learners who are lower in Conscientiousness. This is also the implication that draws on the most stable finding in the present synthesis (Conscientiousness is the only trait whose 95% prediction interval does not include zero), and is therefore the implication for which the present evidence base provides the least tentative support.</w:t>
       </w:r>
     </w:p>
     <w:p>
@@ -6707,7 +6737,20 @@
           <w:rFonts w:ascii="Times New Roman" w:hAnsi="Times New Roman" w:eastAsia="Times New Roman"/>
           <w:sz w:val="24"/>
         </w:rPr>
-        <w:t>For learners themselves and the academic advisors who support them, the larger-than-expected Agreeableness effect in Asian samples (</w:t>
+        <w:t>The exploratory subgroup finding that the Extraversion-achievement association is negative in Asian samples and in objective outcomes — and positive in non-Asian samples and in self-rated outcomes — may be hypothesised, on the present evidence, to imply that (a) intentional incorporation of synchronous elements in fully asynchronous Asian-context courses may partially restore the social channels through which extraverted learners express engagement, and (b) self-rated performance metrics in online contexts may be subject to extraversion-related self-enhancement and should be triangulated with objective indicators where possible. We emphasise, however, that the Region and Outcome-Type subgroup contrasts are based on as few as two studies per level on at least one side of the contrast; that the Asian subset includes Middle Eastern samples whose theoretical positioning relative to East Asian collectivism is debated; and that the English-language restriction means a non-trivial fraction of the underlying Asian-context literature was implicitly excluded. These implications should therefore be treated as exploratory leads for primary-research replication rather than as established practical guidance.</w:t>
+      </w:r>
+    </w:p>
+    <w:p>
+      <w:pPr>
+        <w:spacing w:line="480" w:lineRule="auto" w:before="0" w:after="0"/>
+        <w:ind w:firstLine="720"/>
+      </w:pPr>
+      <w:r>
+        <w:rPr>
+          <w:rFonts w:ascii="Times New Roman" w:hAnsi="Times New Roman" w:eastAsia="Times New Roman"/>
+          <w:sz w:val="24"/>
+        </w:rPr>
+        <w:t>The larger-than-expected Agreeableness pooled estimate (</w:t>
       </w:r>
       <w:r>
         <w:rPr>
@@ -6722,7 +6765,7 @@
           <w:rFonts w:ascii="Times New Roman" w:hAnsi="Times New Roman" w:eastAsia="Times New Roman"/>
           <w:sz w:val="24"/>
         </w:rPr>
-        <w:t xml:space="preserve"> = .330) underscores the value of cooperative learning designs in East Asian institutional contexts: team-based projects, structured peer assessment, and discussion-based assignments may be natural extensions of existing classroom norms. The failure to support Hypothesis 2 (amplified Openness effect) suggests that exploration-oriented features of online environments—novel digital tools, supplementary multimedia, and flexible navigation—do not translate into consistent achievement advantages for high-Openness learners; this may reflect the standardization of online assessment and the constrained range of exploration afforded by most institutional LMS platforms.</w:t>
+        <w:t xml:space="preserve"> = .112) is driven primarily by a single Chinese MOOC sample [15]; the pre-specified single-study leave-one-out sensitivity analysis showed that excluding this study substantially attenuates the Agreeableness effect. The Agreeableness finding is therefore one of the most fragile in the synthesis and should not, by itself, motivate cooperative-learning design recommendations. Convergent narrative evidence from other East Asian and Israeli studies is directionally consistent but not by itself sufficient to establish a robust cooperative-learning implication. The failure to support an amplified Openness effect suggests, tentatively, that exploration-oriented features of online environments do not currently translate into consistent achievement advantages for high-Openness learners — possibly reflecting the standardization of online assessment and the constrained range of exploration afforded by most institutional LMS platforms — but this null is itself based on a very small primary pool and should be revisited as the literature grows.</w:t>
       </w:r>
     </w:p>
     <w:p>
@@ -6731,7 +6774,7 @@
         <w:spacing w:line="480" w:lineRule="auto" w:before="0" w:after="0"/>
       </w:pPr>
       <w:r>
-        <w:t>Strengths of the Present Review</w:t>
+        <w:t>Distinguishing Robust from Fragile Findings</w:t>
       </w:r>
     </w:p>
     <w:p>
@@ -6744,7 +6787,20 @@
           <w:rFonts w:ascii="Times New Roman" w:hAnsi="Times New Roman" w:eastAsia="Times New Roman"/>
           <w:sz w:val="24"/>
         </w:rPr>
-        <w:t xml:space="preserve">The present review has several methodological strengths. First, it is the first quantitative meta-analytic synthesis dedicated to online learning environments, filling a documented gap in the Big Five–achievement literature acknowledged by eight prior meta-analyses [7, 2, 17, 5, 3, 4, 20, 6] and one narrative review [10]. Second, the review was pre-registered on OSF Registries prior to formal data extraction, with full protocol, search log, extraction form, and analysis code publicly deposited for independent verification. Third, the analysis incorporates robust variance estimation and Hartung-Knapp-Sidik-Jonkman confidence interval adjustment, which address known limitations of small-k meta-analytic designs. Fourth, pre-specified sensitivity analyses comprehensively probed the robustness of findings to effect-size conversion, HEXACO-to-Big-Five mapping, risk-of-bias exclusion, the author's own prior study, small-sample exclusion, leave-one-out influence, and alternative </w:t>
+        <w:t>Given the small primary pool, the wide prediction intervals around most pooled estimates, and the fact that several findings change appreciably under pre-specified sensitivity analyses, it is important to distinguish in the discussion above between findings that are relatively robust across analytic choices and findings that are fragile and dependent on specific decisions about effect-size conversion, individual study inclusion, or moderator coding.</w:t>
+      </w:r>
+    </w:p>
+    <w:p>
+      <w:pPr>
+        <w:spacing w:line="480" w:lineRule="auto" w:before="0" w:after="0"/>
+        <w:ind w:firstLine="720"/>
+      </w:pPr>
+      <w:r>
+        <w:rPr>
+          <w:rFonts w:ascii="Times New Roman" w:hAnsi="Times New Roman" w:eastAsia="Times New Roman"/>
+          <w:sz w:val="24"/>
+        </w:rPr>
+        <w:t xml:space="preserve">The most robust finding is the positive Conscientiousness-achievement association (pooled </w:t>
       </w:r>
       <w:r>
         <w:rPr>
@@ -6752,14 +6808,72 @@
           <w:i/>
           <w:sz w:val="24"/>
         </w:rPr>
-        <w:t>τ²</w:t>
-      </w:r>
-      <w:r>
-        <w:rPr>
-          <w:rFonts w:ascii="Times New Roman" w:hAnsi="Times New Roman" w:eastAsia="Times New Roman"/>
-          <w:sz w:val="24"/>
-        </w:rPr>
-        <w:t xml:space="preserve"> estimators.</w:t>
+        <w:t>r</w:t>
+      </w:r>
+      <w:r>
+        <w:rPr>
+          <w:rFonts w:ascii="Times New Roman" w:hAnsi="Times New Roman" w:eastAsia="Times New Roman"/>
+          <w:sz w:val="24"/>
+        </w:rPr>
+        <w:t xml:space="preserve"> = .167). Conscientiousness is the only trait whose 95% prediction interval does not include zero, the pooled estimate is stable under the leave-one-out, β-conversion-exclusion, risk-of-bias-exclusion, and author's-own-study-exclusion sensitivity analyses, and the direction and approximate magnitude are convergent with all eight prior face-to-face meta-analyses (range </w:t>
+      </w:r>
+      <w:r>
+        <w:rPr>
+          <w:rFonts w:ascii="Times New Roman" w:hAnsi="Times New Roman" w:eastAsia="Times New Roman"/>
+          <w:i/>
+          <w:sz w:val="24"/>
+        </w:rPr>
+        <w:t>ρ</w:t>
+      </w:r>
+      <w:r>
+        <w:rPr>
+          <w:rFonts w:ascii="Times New Roman" w:hAnsi="Times New Roman" w:eastAsia="Times New Roman"/>
+          <w:sz w:val="24"/>
+        </w:rPr>
+        <w:t xml:space="preserve"> = .19–.28). Although the online magnitude is somewhat attenuated relative to these face-to-face benchmarks — a feature of the data that is consistent with the Personality-Achievement Saturation Hypothesis — the positivity and approximate size of the Conscientiousness effect should be regarded as a relatively robust feature of the present synthesis.</w:t>
+      </w:r>
+    </w:p>
+    <w:p>
+      <w:pPr>
+        <w:spacing w:line="480" w:lineRule="auto" w:before="0" w:after="0"/>
+        <w:ind w:firstLine="720"/>
+      </w:pPr>
+      <w:r>
+        <w:rPr>
+          <w:rFonts w:ascii="Times New Roman" w:hAnsi="Times New Roman" w:eastAsia="Times New Roman"/>
+          <w:sz w:val="24"/>
+        </w:rPr>
+        <w:t>By contrast, the following findings are fragile and should be treated with substantially greater caution: (i) the pooled Agreeableness estimate (</w:t>
+      </w:r>
+      <w:r>
+        <w:rPr>
+          <w:rFonts w:ascii="Times New Roman" w:hAnsi="Times New Roman" w:eastAsia="Times New Roman"/>
+          <w:i/>
+          <w:sz w:val="24"/>
+        </w:rPr>
+        <w:t>r</w:t>
+      </w:r>
+      <w:r>
+        <w:rPr>
+          <w:rFonts w:ascii="Times New Roman" w:hAnsi="Times New Roman" w:eastAsia="Times New Roman"/>
+          <w:sz w:val="24"/>
+        </w:rPr>
+        <w:t xml:space="preserve"> = .112), which is driven primarily by a single Chinese MOOC sample [15] and attenuates appreciably in the leave-one-out sensitivity analysis; (ii) the null Extraversion pooled estimate (</w:t>
+      </w:r>
+      <w:r>
+        <w:rPr>
+          <w:rFonts w:ascii="Times New Roman" w:hAnsi="Times New Roman" w:eastAsia="Times New Roman"/>
+          <w:i/>
+          <w:sz w:val="24"/>
+        </w:rPr>
+        <w:t>r</w:t>
+      </w:r>
+      <w:r>
+        <w:rPr>
+          <w:rFonts w:ascii="Times New Roman" w:hAnsi="Times New Roman" w:eastAsia="Times New Roman"/>
+          <w:sz w:val="24"/>
+        </w:rPr>
+        <w:t xml:space="preserve"> = .002), which masks high between-subgroup heterogeneity and changes sign in the Region and Outcome-Type subgroups; (iii) the Extraversion × Region and Extraversion × Outcome Type subgroup contrasts themselves, which rest on as few as two studies per subgroup on at least one side and which involve the same set of small studies entering both contrasts; and (iv) the pooled estimates for Openness and Neuroticism, both of which have prediction intervals crossing zero by a wide margin and whose direction or magnitude shift under the β-conversion-exclusion sensitivity analysis. Readers should interpret discussion points that depend on these fragile findings — including the Agreeableness-cooperation hypothesis, the Asian-Extraversion-design hypothesis, and the Outcome-Type-self-enhancement hypothesis above — as exploratory rather than confirmatory, and should not assign them the same weight in narrative synthesis as the more robust Conscientiousness finding.</w:t>
       </w:r>
     </w:p>
     <w:p>
@@ -6768,7 +6882,7 @@
         <w:spacing w:line="480" w:lineRule="auto" w:before="0" w:after="0"/>
       </w:pPr>
       <w:r>
-        <w:t>Limitations</w:t>
+        <w:t>Strengths of the Present Review</w:t>
       </w:r>
     </w:p>
     <w:p>
@@ -6781,7 +6895,7 @@
           <w:rFonts w:ascii="Times New Roman" w:hAnsi="Times New Roman" w:eastAsia="Times New Roman"/>
           <w:sz w:val="24"/>
         </w:rPr>
-        <w:t>The review has several limitations that should inform the interpretation of findings. First, the number of primary studies contributing direct Pearson correlations to the pooled achievement analyses (</w:t>
+        <w:t xml:space="preserve">The present review has several methodological strengths. First, it is the first quantitative meta-analytic synthesis dedicated to online learning environments, filling a documented gap in the Big Five–achievement literature acknowledged by eight prior meta-analyses [7, 3, 17, 2, 4, 5, 20, 6] and one narrative review [10]. Second, the review was pre-registered on OSF Registries prior to formal data extraction, with full protocol, search log, extraction form, and analysis code publicly deposited for independent verification. Third, the analysis incorporates robust variance estimation and Hartung-Knapp-Sidik-Jonkman confidence interval adjustment, which address known limitations of small-k meta-analytic designs. Fourth, pre-specified sensitivity analyses comprehensively probed the robustness of findings to effect-size conversion, HEXACO-to-Big-Five mapping, risk-of-bias exclusion, the author's own prior study, small-sample exclusion, leave-one-out influence, and alternative </w:t>
       </w:r>
       <w:r>
         <w:rPr>
@@ -6789,29 +6903,23 @@
           <w:i/>
           <w:sz w:val="24"/>
         </w:rPr>
-        <w:t>k</w:t>
-      </w:r>
-      <w:r>
-        <w:rPr>
-          <w:rFonts w:ascii="Times New Roman" w:hAnsi="Times New Roman" w:eastAsia="Times New Roman"/>
-          <w:sz w:val="24"/>
-        </w:rPr>
-        <w:t xml:space="preserve"> = [k_achievement_direct]) was at the lower bound of what is generally considered adequate for robust random-effects estimation [29]. Although the pre-specified moderator analyses were designed under the assumption of a larger corpus, the effective </w:t>
-      </w:r>
-      <w:r>
-        <w:rPr>
-          <w:rFonts w:ascii="Times New Roman" w:hAnsi="Times New Roman" w:eastAsia="Times New Roman"/>
-          <w:i/>
-          <w:sz w:val="24"/>
-        </w:rPr>
-        <w:t>k</w:t>
-      </w:r>
-      <w:r>
-        <w:rPr>
-          <w:rFonts w:ascii="Times New Roman" w:hAnsi="Times New Roman" w:eastAsia="Times New Roman"/>
-          <w:sz w:val="24"/>
-        </w:rPr>
-        <w:t xml:space="preserve"> per moderator level was below the recommended threshold for several moderators, necessitating narrative rather than quantitative reporting for those analyses.</w:t>
+        <w:t>τ²</w:t>
+      </w:r>
+      <w:r>
+        <w:rPr>
+          <w:rFonts w:ascii="Times New Roman" w:hAnsi="Times New Roman" w:eastAsia="Times New Roman"/>
+          <w:sz w:val="24"/>
+        </w:rPr>
+        <w:t xml:space="preserve"> estimators.</w:t>
+      </w:r>
+    </w:p>
+    <w:p>
+      <w:pPr>
+        <w:pStyle w:val="Heading2"/>
+        <w:spacing w:line="480" w:lineRule="auto" w:before="0" w:after="0"/>
+      </w:pPr>
+      <w:r>
+        <w:t>Limitations</w:t>
       </w:r>
     </w:p>
     <w:p>
@@ -6824,7 +6932,52 @@
           <w:rFonts w:ascii="Times New Roman" w:hAnsi="Times New Roman" w:eastAsia="Times New Roman"/>
           <w:sz w:val="24"/>
         </w:rPr>
-        <w:t>Second, the protocol specified six bibliographic databases (PubMed, PsycINFO, ERIC, Web of Science, Scopus, ProQuest Dissertations), but the execution environment lacked institutional access to the subscription-gated databases and did not permit direct API access to several open databases. The search was executed via an equivalent web-based interface and supplemented by open-access repository retrieval. This deviation from the pre-registered protocol is transparently disclosed in Methods. It is possible that systematically accessible subscription databases would have identified additional eligible studies, particularly non-English-language studies or grey-literature dissertations that are better indexed in PsycINFO and ProQuest. A replication search using institutional access is recommended as future work.</w:t>
+        <w:t>The review has several substantive limitations that materially constrain the strength of the conclusions and that should be kept in mind by readers. First, the number of primary studies contributing to the pooled achievement analyses (</w:t>
+      </w:r>
+      <w:r>
+        <w:rPr>
+          <w:rFonts w:ascii="Times New Roman" w:hAnsi="Times New Roman" w:eastAsia="Times New Roman"/>
+          <w:i/>
+          <w:sz w:val="24"/>
+        </w:rPr>
+        <w:t>k</w:t>
+      </w:r>
+      <w:r>
+        <w:rPr>
+          <w:rFonts w:ascii="Times New Roman" w:hAnsi="Times New Roman" w:eastAsia="Times New Roman"/>
+          <w:sz w:val="24"/>
+        </w:rPr>
+        <w:t xml:space="preserve"> = 10, with 6 contributing direct Pearson correlations and 4 contributing β-converted correlations via the Peterson and Brown [23] transformation) is at the lower bound of what is generally considered adequate for robust random-effects estimation [29]. With a primary pool of this size, pooled estimates are unstable, heterogeneity is poorly estimated, prediction intervals are wide, and the present synthesis must be regarded as preliminary rather than definitive. Although the pre-specified moderator analyses were designed under the assumption of a larger corpus, the effective </w:t>
+      </w:r>
+      <w:r>
+        <w:rPr>
+          <w:rFonts w:ascii="Times New Roman" w:hAnsi="Times New Roman" w:eastAsia="Times New Roman"/>
+          <w:i/>
+          <w:sz w:val="24"/>
+        </w:rPr>
+        <w:t>k</w:t>
+      </w:r>
+      <w:r>
+        <w:rPr>
+          <w:rFonts w:ascii="Times New Roman" w:hAnsi="Times New Roman" w:eastAsia="Times New Roman"/>
+          <w:sz w:val="24"/>
+        </w:rPr>
+        <w:t xml:space="preserve"> per moderator level fell below the recommended threshold for several moderators, necessitating narrative rather than quantitative reporting for those analyses. Where moderator subgroup analyses were conducted, the very small </w:t>
+      </w:r>
+      <w:r>
+        <w:rPr>
+          <w:rFonts w:ascii="Times New Roman" w:hAnsi="Times New Roman" w:eastAsia="Times New Roman"/>
+          <w:i/>
+          <w:sz w:val="24"/>
+        </w:rPr>
+        <w:t>k</w:t>
+      </w:r>
+      <w:r>
+        <w:rPr>
+          <w:rFonts w:ascii="Times New Roman" w:hAnsi="Times New Roman" w:eastAsia="Times New Roman"/>
+          <w:sz w:val="24"/>
+        </w:rPr>
+        <w:t xml:space="preserve"> per level (in some cases as few as two studies per subgroup) further limits the inferences that can be drawn from the subgroup contrasts; the moderator-effect estimates reported should be treated as exploratory rather than confirmatory.</w:t>
       </w:r>
     </w:p>
     <w:p>
@@ -6837,22 +6990,7 @@
           <w:rFonts w:ascii="Times New Roman" w:hAnsi="Times New Roman" w:eastAsia="Times New Roman"/>
           <w:sz w:val="24"/>
         </w:rPr>
-        <w:t xml:space="preserve">Third, the review was conducted by a single reviewer (ET), deviating from the Cochrane recommendation of two independent reviewers. Intra-rater reliability was assessed for title/abstract screening, full-text assessment, data extraction, and risk-of-bias rating, with target κ ≥ 0.80 met in each case. Nevertheless, inter-rater independence would have strengthened the screening and extraction decisions. Fourth, the English-language restriction excluded a potentially informative body of non-English primary literature, particularly from Asian contexts where the personality-achievement association is theoretically most interesting. Fifth, the included studies varied substantially in their outcome operationalizations: some used objective GPA or standardized exam scores, others used self-reported achievement or composite LMS-behavior indicators. This heterogeneity limits the precision of the pooled effect and may inflate observed </w:t>
-      </w:r>
-      <w:r>
-        <w:rPr>
-          <w:rFonts w:ascii="Times New Roman" w:hAnsi="Times New Roman" w:eastAsia="Times New Roman"/>
-          <w:i/>
-          <w:sz w:val="24"/>
-        </w:rPr>
-        <w:t>I²</w:t>
-      </w:r>
-      <w:r>
-        <w:rPr>
-          <w:rFonts w:ascii="Times New Roman" w:hAnsi="Times New Roman" w:eastAsia="Times New Roman"/>
-          <w:sz w:val="24"/>
-        </w:rPr>
-        <w:t xml:space="preserve"> values.</w:t>
+        <w:t>Second, the protocol specified six bibliographic databases (PubMed/MEDLINE, PsycINFO, ERIC, Web of Science, Scopus, and ProQuest Dissertations), but the execution environment lacked institutional access to the subscription-gated databases and did not permit direct API access to several open databases. The search was therefore executed via the WebSearch interface (Google-based) and supplemented by ERIC web search and open-access repository retrieval, with forward and backward citation snowballing from included studies and from prior meta-analyses. Although this deviation is transparently disclosed in Methods and in the search-strategy supplement, it represents a real departure from the pre-registered plan. The WebSearch route does not provide controlled-vocabulary (MeSH/thesaurus) indexing or per-database hit accounting in the same way that direct database searches do, and the lack of full PsycINFO and ProQuest Dissertations coverage means that a non-trivial number of potentially eligible non-English-language studies, dissertations, and grey-literature reports may have been missed. Combined with the English-language restriction (point five below), this limitation should reduce reader confidence in the comprehensiveness of the corpus, and the present synthesis should not be treated as an exhaustive census of the underlying literature. A replication search using full institutional access to the pre-registered databases is planned for a subsequent manuscript version.</w:t>
       </w:r>
     </w:p>
     <w:p>
@@ -6865,6 +7003,34 @@
           <w:rFonts w:ascii="Times New Roman" w:hAnsi="Times New Roman" w:eastAsia="Times New Roman"/>
           <w:sz w:val="24"/>
         </w:rPr>
+        <w:t xml:space="preserve">Third, the review was conducted by a single reviewer, deviating from the Cochrane and PRISMA 2020 recommendation of two independent reviewers at the screening, full-text assessment, and data-extraction stages. Intra-rater reliability was assessed at each stage with target κ ≥ 0.80 met in each case, but intra-rater reliability cannot replicate inter-rater independence; single-reviewer workflows are known to be susceptible to systematic biases (e.g., confirmation effects in study inclusion, drift in extraction conventions) that intra-rater checks cannot fully detect. Readers should weight this limitation when interpreting the boundary decisions documented in the screening ledger. Fourth, the English-language restriction excluded a potentially informative body of non-English primary literature, particularly Chinese-, Japanese-, Korean-, and Spanish-language work where the personality-achievement association in online contexts is theoretically interesting. This restriction is especially consequential for the moderator findings concerning East Asian and Middle Eastern samples reported below, because the subset of non-English regional work that was implicitly excluded is precisely the work most likely to clarify those moderator effects. Fifth, the included studies varied substantially in their outcome operationalizations: some used objective GPA or standardized exam scores, others used self-reported achievement, course satisfaction, engagement composites, or LMS-behavior indicators. This heterogeneity limits the precision of the pooled effects, inflates observed </w:t>
+      </w:r>
+      <w:r>
+        <w:rPr>
+          <w:rFonts w:ascii="Times New Roman" w:hAnsi="Times New Roman" w:eastAsia="Times New Roman"/>
+          <w:i/>
+          <w:sz w:val="24"/>
+        </w:rPr>
+        <w:t>I²</w:t>
+      </w:r>
+      <w:r>
+        <w:rPr>
+          <w:rFonts w:ascii="Times New Roman" w:hAnsi="Times New Roman" w:eastAsia="Times New Roman"/>
+          <w:sz w:val="24"/>
+        </w:rPr>
+        <w:t xml:space="preserve"> values, and almost certainly contributes to the wide prediction intervals reported in the Results section.</w:t>
+      </w:r>
+    </w:p>
+    <w:p>
+      <w:pPr>
+        <w:spacing w:line="480" w:lineRule="auto" w:before="0" w:after="0"/>
+        <w:ind w:firstLine="720"/>
+      </w:pPr>
+      <w:r>
+        <w:rPr>
+          <w:rFonts w:ascii="Times New Roman" w:hAnsi="Times New Roman" w:eastAsia="Times New Roman"/>
+          <w:sz w:val="24"/>
+        </w:rPr>
         <w:t>Sixth, the author's own prior primary study [1] was included in the qualitative-synthesis retained set as a potentially eligible record. A pre-specified sensitivity analysis excluding this study did not alter the pooled estimates (|Δr| &lt; .001 for every trait) because Tokiwa [1] did not contribute extractable zero-order correlations to the primary quantitative pool; both the primary and sensitivity results are reported transparently in Table 4 for reader scrutiny. Seventh, the synthesis treats the Big Five dimensions as the principal unit of measurement; facet-level analyses—e.g., distinguishing Industriousness from Orderliness within Conscientiousness—were not feasible given that few primary studies report facet-level statistics. Facet-level syntheses represent an important avenue for future research, particularly given indirect evidence that specific facets (e.g., Industriousness) may drive the overall Conscientiousness effect in online contexts.</w:t>
       </w:r>
     </w:p>
@@ -6887,7 +7053,7 @@
           <w:rFonts w:ascii="Times New Roman" w:hAnsi="Times New Roman" w:eastAsia="Times New Roman"/>
           <w:sz w:val="24"/>
         </w:rPr>
-        <w:t>Several directions for future research emerge from the present findings. First, the documented Extraversion × modality interaction should be directly tested in primary research using within-subject or matched-design protocols that compare the same learners across asynchronous and synchronous online conditions. Second, facet-level primary studies using hierarchical personality inventories (e.g., BFI-2, NEO-PI-R) would enable a more granular synthesis of which Conscientiousness subfacets matter most for online self-regulated learning. Third, longitudinal designs spanning the pre-COVID, COVID, and post-COVID eras—as initiated by Zheng and Zheng [36] within a single institution—are needed to adjudicate whether era effects reflect genuine changes in the personality-achievement mechanism or sampling artifacts. Fourth, cross-cultural replication with matched online course content and assessment would isolate the cultural-moderator contribution to the Agreeableness effect. Fifth, mediator analyses probing self-efficacy, self-regulated learning behaviors, and LMS engagement patterns would clarify the causal pathway from personality to online achievement, extending the Stajkovic et al. [4] path-analytic framework to online contexts.</w:t>
+        <w:t>Several directions for future research emerge from the present findings. First, the documented Extraversion × modality interaction should be directly tested in primary research using within-subject or matched-design protocols that compare the same learners across asynchronous and synchronous online conditions. Second, facet-level primary studies using hierarchical personality inventories (e.g., BFI-2, NEO-PI-R) would enable a more granular synthesis of which Conscientiousness subfacets matter most for online self-regulated learning. Third, longitudinal designs spanning the pre-COVID, COVID, and post-COVID eras—as initiated by Zheng and Zheng [36] within a single institution—are needed to adjudicate whether era effects reflect genuine changes in the personality-achievement mechanism or sampling artifacts. Fourth, cross-cultural replication with matched online course content and assessment would isolate the cultural-moderator contribution to the Agreeableness effect. Fifth, mediator analyses probing self-efficacy, self-regulated learning behaviors, and LMS engagement patterns would clarify the causal pathway from personality to online achievement, extending the Stajkovic et al. [5] path-analytic framework to online contexts.</w:t>
       </w:r>
     </w:p>
     <w:p>
@@ -6909,7 +7075,7 @@
           <w:rFonts w:ascii="Times New Roman" w:hAnsi="Times New Roman" w:eastAsia="Times New Roman"/>
           <w:sz w:val="24"/>
         </w:rPr>
-        <w:t>The present meta-analysis provides the first quantitative synthesis of Big Five personality traits and academic achievement in online learning environments. The findings qualify and partially extend the face-to-face pattern: Conscientiousness emerged as the dominant positive predictor (</w:t>
+        <w:t xml:space="preserve">The present meta-analysis provides a first, preliminary quantitative synthesis of Big Five personality traits and academic achievement in online learning environments. Because the primary achievement pool comprised only 10 studies, several with very small subgroup </w:t>
       </w:r>
       <w:r>
         <w:rPr>
@@ -6917,6 +7083,21 @@
           <w:i/>
           <w:sz w:val="24"/>
         </w:rPr>
+        <w:t>k</w:t>
+      </w:r>
+      <w:r>
+        <w:rPr>
+          <w:rFonts w:ascii="Times New Roman" w:hAnsi="Times New Roman" w:eastAsia="Times New Roman"/>
+          <w:sz w:val="24"/>
+        </w:rPr>
+        <w:t xml:space="preserve"> and with wide prediction intervals that include zero for most traits, the conclusions below are best read as tentative hypotheses to be tested in larger future syntheses rather than as established findings. The findings are broadly consistent with, but do not by themselves establish, an extension of the face-to-face pattern to online learning: Conscientiousness emerged as the most plausible positive predictor (</w:t>
+      </w:r>
+      <w:r>
+        <w:rPr>
+          <w:rFonts w:ascii="Times New Roman" w:hAnsi="Times New Roman" w:eastAsia="Times New Roman"/>
+          <w:i/>
+          <w:sz w:val="24"/>
+        </w:rPr>
         <w:t>r</w:t>
       </w:r>
       <w:r>
@@ -6924,7 +7105,7 @@
           <w:rFonts w:ascii="Times New Roman" w:hAnsi="Times New Roman" w:eastAsia="Times New Roman"/>
           <w:sz w:val="24"/>
         </w:rPr>
-        <w:t xml:space="preserve"> = .167) but at somewhat reduced magnitude compared to traditional classroom benchmarks; Extraversion was null on average (</w:t>
+        <w:t xml:space="preserve"> = .167) at somewhat reduced magnitude compared to traditional classroom benchmarks; Extraversion was null on average (</w:t>
       </w:r>
       <w:r>
         <w:rPr>
@@ -6939,7 +7120,7 @@
           <w:rFonts w:ascii="Times New Roman" w:hAnsi="Times New Roman" w:eastAsia="Times New Roman"/>
           <w:sz w:val="24"/>
         </w:rPr>
-        <w:t xml:space="preserve"> = .002) but showed a highly significant negative shift in Asian samples and in objective outcomes; Agreeableness was slightly larger than the face-to-face benchmark, driven primarily by a single Chinese MOOC sample [15] with convergent narrative evidence from other East Asian and Israeli studies; and Neuroticism and Openness effects were essentially null in the primary synthesis. The Personality-Achievement Saturation Hypothesis [5] is partially supported as a framework for understanding the online attenuation of Conscientiousness, and the role of cultural context and outcome operationalization in shaping Extraversion effects is established as a priority for future primary research. As online and blended instruction continues to constitute a substantial and growing share of post-secondary education globally, the present synthesis provides an empirical foundation for theoretically informed and pedagogically responsive practice, and a baseline for continued meta-analytic monitoring as the post-COVID online learning literature matures.</w:t>
+        <w:t xml:space="preserve"> = .002) but with highly heterogeneous subgroup estimates that, in the subset of Asian samples and objective outcomes, were negative; Agreeableness appeared slightly larger than the face-to-face benchmark but was driven primarily by a single Chinese MOOC sample [15], and this finding is fragile to the exclusion of that single study; and Neuroticism and Openness effects were essentially null in the primary synthesis. The findings are consistent with the Personality-Achievement Saturation Hypothesis [2] as a framework for understanding the online attenuation of Conscientiousness, but the present evidence base is too small to constitute strong confirmation. The exploratory cultural- and outcome-type-dependent shifts in the Extraversion effect identified here highlight a priority for future primary research, but should not yet be used to guide pedagogical practice. As online and blended instruction continues to constitute a substantial and growing share of post-secondary education globally, the present synthesis provides a preliminary empirical reference point and a baseline for continued meta-analytic monitoring as the post-COVID online learning literature matures.</w:t>
       </w:r>
     </w:p>
     <w:p>
@@ -7000,7 +7181,7 @@
           <w:rFonts w:ascii="Times New Roman" w:hAnsi="Times New Roman" w:eastAsia="Times New Roman"/>
           <w:sz w:val="24"/>
         </w:rPr>
-        <w:t xml:space="preserve">2. Mammadov, S. (2022). Big Five personality traits and academic performance: A meta-analysis. </w:t>
+        <w:t xml:space="preserve">2. Meyer, J., Jansen, T., Hübner, </w:t>
       </w:r>
       <w:r>
         <w:rPr>
@@ -7008,14 +7189,14 @@
           <w:i/>
           <w:sz w:val="24"/>
         </w:rPr>
-        <w:t>Journal of Personality, 90</w:t>
-      </w:r>
-      <w:r>
-        <w:rPr>
-          <w:rFonts w:ascii="Times New Roman" w:hAnsi="Times New Roman" w:eastAsia="Times New Roman"/>
-          <w:sz w:val="24"/>
-        </w:rPr>
-        <w:t>(2), 222–255. https://doi.org/10.1111/jopy.12663</w:t>
+        <w:t>N</w:t>
+      </w:r>
+      <w:r>
+        <w:rPr>
+          <w:rFonts w:ascii="Times New Roman" w:hAnsi="Times New Roman" w:eastAsia="Times New Roman"/>
+          <w:sz w:val="24"/>
+        </w:rPr>
+        <w:t>., &amp; Lüdtke, O. (2023). Disentangling the association between the Big Five personality traits and student achievement: Meta-analytic evidence on the role of domain specificity and achievement measures. Educational Psychology Review, 35, Article 12. https://doi.org/10.1007/s10648-023-09736-2</w:t>
       </w:r>
     </w:p>
     <w:p>
@@ -7028,7 +7209,7 @@
           <w:rFonts w:ascii="Times New Roman" w:hAnsi="Times New Roman" w:eastAsia="Times New Roman"/>
           <w:sz w:val="24"/>
         </w:rPr>
-        <w:t xml:space="preserve">3. Poropat, A. E. (2009). A meta-analysis of the five-factor model of personality and academic performance. </w:t>
+        <w:t xml:space="preserve">3. Mammadov, S. (2022). Big Five personality traits and academic performance: A meta-analysis. </w:t>
       </w:r>
       <w:r>
         <w:rPr>
@@ -7036,14 +7217,14 @@
           <w:i/>
           <w:sz w:val="24"/>
         </w:rPr>
-        <w:t>Psychological Bulletin, 135</w:t>
-      </w:r>
-      <w:r>
-        <w:rPr>
-          <w:rFonts w:ascii="Times New Roman" w:hAnsi="Times New Roman" w:eastAsia="Times New Roman"/>
-          <w:sz w:val="24"/>
-        </w:rPr>
-        <w:t>(2), 322–338. https://doi.org/10.1037/a0014996</w:t>
+        <w:t>Journal of Personality, 90</w:t>
+      </w:r>
+      <w:r>
+        <w:rPr>
+          <w:rFonts w:ascii="Times New Roman" w:hAnsi="Times New Roman" w:eastAsia="Times New Roman"/>
+          <w:sz w:val="24"/>
+        </w:rPr>
+        <w:t>(2), 222–255. https://doi.org/10.1111/jopy.12663</w:t>
       </w:r>
     </w:p>
     <w:p>
@@ -7056,7 +7237,7 @@
           <w:rFonts w:ascii="Times New Roman" w:hAnsi="Times New Roman" w:eastAsia="Times New Roman"/>
           <w:sz w:val="24"/>
         </w:rPr>
-        <w:t xml:space="preserve">4. Stajkovic, A. D., Bandura, A., Locke, E. A., Lee, D., &amp; Sergent, K. (2018). Test of three conceptual models of influence of the big five personality traits and self-efficacy on academic performance: A meta-analytic path-analysis. </w:t>
+        <w:t xml:space="preserve">4. Poropat, A. E. (2009). A meta-analysis of the five-factor model of personality and academic performance. </w:t>
       </w:r>
       <w:r>
         <w:rPr>
@@ -7064,14 +7245,14 @@
           <w:i/>
           <w:sz w:val="24"/>
         </w:rPr>
-        <w:t>Personality and Individual Differences, 120</w:t>
-      </w:r>
-      <w:r>
-        <w:rPr>
-          <w:rFonts w:ascii="Times New Roman" w:hAnsi="Times New Roman" w:eastAsia="Times New Roman"/>
-          <w:sz w:val="24"/>
-        </w:rPr>
-        <w:t>, 238–245. https://doi.org/10.1016/j.paid.2017.08.014</w:t>
+        <w:t>Psychological Bulletin, 135</w:t>
+      </w:r>
+      <w:r>
+        <w:rPr>
+          <w:rFonts w:ascii="Times New Roman" w:hAnsi="Times New Roman" w:eastAsia="Times New Roman"/>
+          <w:sz w:val="24"/>
+        </w:rPr>
+        <w:t>(2), 322–338. https://doi.org/10.1037/a0014996</w:t>
       </w:r>
     </w:p>
     <w:p>
@@ -7084,7 +7265,7 @@
           <w:rFonts w:ascii="Times New Roman" w:hAnsi="Times New Roman" w:eastAsia="Times New Roman"/>
           <w:sz w:val="24"/>
         </w:rPr>
-        <w:t xml:space="preserve">5. Meyer, J., Jansen, T., Hübner, </w:t>
+        <w:t xml:space="preserve">5. Stajkovic, A. D., Bandura, A., Locke, E. A., Lee, D., &amp; Sergent, K. (2018). Test of three conceptual models of influence of the big five personality traits and self-efficacy on academic performance: A meta-analytic path-analysis. </w:t>
       </w:r>
       <w:r>
         <w:rPr>
@@ -7092,14 +7273,14 @@
           <w:i/>
           <w:sz w:val="24"/>
         </w:rPr>
-        <w:t>N</w:t>
-      </w:r>
-      <w:r>
-        <w:rPr>
-          <w:rFonts w:ascii="Times New Roman" w:hAnsi="Times New Roman" w:eastAsia="Times New Roman"/>
-          <w:sz w:val="24"/>
-        </w:rPr>
-        <w:t>., &amp; Lüdtke, O. (2023). Disentangling the association between the Big Five personality traits and student achievement: Meta-analytic evidence on the role of domain specificity and achievement measures. Educational Psychology Review, 35, Article 12. https://doi.org/10.1007/s10648-023-09736-2</w:t>
+        <w:t>Personality and Individual Differences, 120</w:t>
+      </w:r>
+      <w:r>
+        <w:rPr>
+          <w:rFonts w:ascii="Times New Roman" w:hAnsi="Times New Roman" w:eastAsia="Times New Roman"/>
+          <w:sz w:val="24"/>
+        </w:rPr>
+        <w:t>, 238–245. https://doi.org/10.1016/j.paid.2017.08.014</w:t>
       </w:r>
     </w:p>
     <w:p>
